--- a/arb/docx/55.content.docx
+++ b/arb/docx/55.content.docx
@@ -9,6 +9,8 @@
       </w:pPr>
       <w:r>
         <w:rPr>
+          <w:rtl/>
+          <w:cs/>
           <w:lang w:val="ar_AE" w:bidi="ar_AE"/>
         </w:rPr>
       </w:r>
@@ -20,53 +22,53 @@
       </w:pPr>
       <w:r>
         <w:rPr>
+          <w:rtl/>
+          <w:cs/>
           <w:lang w:val="ar_AE" w:bidi="ar_AE"/>
         </w:rPr>
         <w:t>Resource: Biblica Open New Arabic Version 2012</w:t>
       </w:r>
       <w:r>
         <w:rPr>
-          <w:lang w:val="ar_AE" w:bidi="ar_AE"/>
-        </w:rPr>
-      </w:r>
-    </w:p>
-    <w:p>
-      <w:pPr>
-        <w:bidi/>
-      </w:pPr>
-      <w:r>
-        <w:rPr>
+          <w:rtl/>
+          <w:cs/>
+          <w:lang w:val="ar_AE" w:bidi="ar_AE"/>
+        </w:rPr>
+      </w:r>
+    </w:p>
+    <w:p>
+      <w:pPr>
+        <w:bidi/>
+      </w:pPr>
+      <w:r>
+        <w:rPr>
+          <w:rtl/>
+          <w:cs/>
           <w:lang w:val="ar_AE" w:bidi="ar_AE"/>
         </w:rPr>
       </w:r>
       <w:r>
         <w:rPr>
           <w:b/>
+          <w:rtl/>
+          <w:cs/>
           <w:lang w:val="ar_AE" w:bidi="ar_AE"/>
         </w:rPr>
         <w:t>Biblica Open New Arabic Version 2012</w:t>
       </w:r>
       <w:r>
         <w:rPr>
-          <w:lang w:val="ar_AE" w:bidi="ar_AE"/>
-        </w:rPr>
-        <w:t xml:space="preserve"> (Arabic) is based on: </w:t>
-      </w:r>
-      <w:r>
-        <w:rPr>
-          <w:lang w:val="ar_AE" w:bidi="ar_AE"/>
-        </w:rPr>
-        <w:t>Biblica Open New Arabic Version 2012</w:t>
-      </w:r>
-      <w:r>
-        <w:rPr>
-          <w:lang w:val="ar_AE" w:bidi="ar_AE"/>
-        </w:rPr>
-        <w:t xml:space="preserve">, </w:t>
+          <w:rtl/>
+          <w:cs/>
+          <w:lang w:val="ar_AE" w:bidi="ar_AE"/>
+        </w:rPr>
+        <w:t xml:space="preserve"> © </w:t>
       </w:r>
       <w:hyperlink r:id="rId13">
         <w:r>
           <w:rPr>
+            <w:rtl/>
+            <w:cs/>
             <w:lang w:val="ar_AE" w:bidi="ar_AE"/>
           </w:rPr>
           <w:rPr>
@@ -78,13 +80,17 @@
       </w:hyperlink>
       <w:r>
         <w:rPr>
-          <w:lang w:val="ar_AE" w:bidi="ar_AE"/>
-        </w:rPr>
-        <w:t xml:space="preserve">, None, which is licensed under a </w:t>
+          <w:rtl/>
+          <w:cs/>
+          <w:lang w:val="ar_AE" w:bidi="ar_AE"/>
+        </w:rPr>
+        <w:t xml:space="preserve">, licensed under a </w:t>
       </w:r>
       <w:hyperlink r:id="rId14">
         <w:r>
           <w:rPr>
+            <w:rtl/>
+            <w:cs/>
             <w:lang w:val="ar_AE" w:bidi="ar_AE"/>
           </w:rPr>
           <w:rPr>
@@ -96,38 +102,23 @@
       </w:hyperlink>
       <w:r>
         <w:rPr>
+          <w:rtl/>
+          <w:cs/>
           <w:lang w:val="ar_AE" w:bidi="ar_AE"/>
         </w:rPr>
         <w:t>.</w:t>
       </w:r>
       <w:r>
         <w:rPr>
-          <w:lang w:val="ar_AE" w:bidi="ar_AE"/>
-        </w:rPr>
-      </w:r>
-    </w:p>
-    <w:p>
-      <w:pPr>
-        <w:bidi/>
-      </w:pPr>
-      <w:r>
-        <w:rPr>
-          <w:lang w:val="ar_AE" w:bidi="ar_AE"/>
-        </w:rPr>
-      </w:r>
-      <w:r>
-        <w:rPr>
-          <w:lang w:val="ar_AE" w:bidi="ar_AE"/>
-        </w:rPr>
-        <w:t>This PDF version is provided under the same license.</w:t>
-      </w:r>
-      <w:r>
-        <w:rPr>
-          <w:lang w:val="ar_AE" w:bidi="ar_AE"/>
-        </w:rPr>
-      </w:r>
-      <w:r>
-        <w:rPr>
+          <w:rtl/>
+          <w:cs/>
+          <w:lang w:val="ar_AE" w:bidi="ar_AE"/>
+        </w:rPr>
+      </w:r>
+      <w:r>
+        <w:rPr>
+          <w:rtl/>
+          <w:cs/>
           <w:lang w:val="ar_AE" w:bidi="ar_AE"/>
         </w:rPr>
       </w:r>
@@ -139,6 +130,8 @@
       </w:pPr>
       <w:r>
         <w:rPr>
+          <w:rtl/>
+          <w:cs/>
           <w:lang w:val="ar_AE" w:bidi="ar_AE"/>
         </w:rPr>
         <w:t>Biblica Open New Arabic Version 2012</w:t>
@@ -168,6 +161,8 @@
       </w:pPr>
       <w:r>
         <w:rPr>
+          <w:rtl/>
+          <w:cs/>
           <w:lang w:val="ar_AE" w:bidi="ar_AE"/>
         </w:rPr>
       </w:r>
@@ -179,32 +174,42 @@
       </w:pPr>
       <w:r>
         <w:rPr>
-          <w:lang w:val="ar_AE" w:bidi="ar_AE"/>
-        </w:rPr>
-      </w:r>
-    </w:p>
-    <w:p>
-      <w:pPr>
-        <w:bidi/>
-      </w:pPr>
-      <w:r>
-        <w:rPr>
-          <w:lang w:val="ar_AE" w:bidi="ar_AE"/>
-        </w:rPr>
-      </w:r>
-      <w:r>
-        <w:rPr>
+          <w:rtl/>
+          <w:cs/>
+          <w:lang w:val="ar_AE" w:bidi="ar_AE"/>
+        </w:rPr>
+      </w:r>
+    </w:p>
+    <w:p>
+      <w:pPr>
+        <w:bidi/>
+      </w:pPr>
+      <w:r>
+        <w:rPr>
+          <w:rtl/>
+          <w:cs/>
+          <w:lang w:val="ar_AE" w:bidi="ar_AE"/>
+        </w:rPr>
+      </w:r>
+      <w:r>
+        <w:rPr>
+          <w:rtl/>
+          <w:cs/>
           <w:lang w:val="ar_AE" w:bidi="ar_AE"/>
         </w:rPr>
         <w:t xml:space="preserve"> </w:t>
       </w:r>
       <w:r>
         <w:rPr>
-          <w:lang w:val="ar_AE" w:bidi="ar_AE"/>
-        </w:rPr>
-      </w:r>
-      <w:r>
-        <w:rPr>
+          <w:rtl/>
+          <w:cs/>
+          <w:lang w:val="ar_AE" w:bidi="ar_AE"/>
+        </w:rPr>
+      </w:r>
+      <w:r>
+        <w:rPr>
+          <w:rtl/>
+          <w:cs/>
           <w:lang w:val="ar_AE" w:bidi="ar_AE"/>
         </w:rPr>
       </w:r>
@@ -226,804 +231,546 @@
     </w:p>
     <w:p>
       <w:pPr>
-        <w:bidi/>
-      </w:pPr>
-      <w:r>
-        <w:rPr>
-          <w:lang w:val="ar_AE" w:bidi="ar_AE"/>
-        </w:rPr>
-      </w:r>
-    </w:p>
-    <w:p>
-      <w:pPr>
         <w:pStyle w:val="Heading2"/>
         <w:bidi/>
       </w:pPr>
       <w:r>
         <w:rPr>
-          <w:lang w:val="ar_AE" w:bidi="ar_AE"/>
-        </w:rPr>
-        <w:t>2 Timothy 1:1</w:t>
-      </w:r>
-      <w:r>
-        <w:rPr>
-          <w:lang w:val="ar_AE" w:bidi="ar_AE"/>
-        </w:rPr>
-      </w:r>
-    </w:p>
-    <w:p>
-      <w:pPr>
-        <w:bidi/>
-      </w:pPr>
-      <w:r>
-        <w:rPr>
-          <w:lang w:val="ar_AE" w:bidi="ar_AE"/>
-        </w:rPr>
-      </w:r>
-      <w:r>
-        <w:rPr>
-          <w:vertAlign w:val="superscript"/>
+          <w:rtl/>
+          <w:cs/>
+          <w:lang w:val="ar_AE" w:bidi="ar_AE"/>
+        </w:rPr>
+        <w:t>تيموثاوس الثانية 1:1</w:t>
+      </w:r>
+      <w:r>
+        <w:rPr>
+          <w:rtl/>
+          <w:cs/>
+          <w:lang w:val="ar_AE" w:bidi="ar_AE"/>
+        </w:rPr>
+      </w:r>
+    </w:p>
+    <w:p>
+      <w:pPr>
+        <w:bidi/>
+      </w:pPr>
+      <w:r>
+        <w:rPr>
+          <w:rtl/>
+          <w:cs/>
+          <w:lang w:val="ar_AE" w:bidi="ar_AE"/>
+        </w:rPr>
+      </w:r>
+      <w:r>
+        <w:rPr>
+          <w:vertAlign w:val="superscript"/>
+          <w:rtl/>
+          <w:cs/>
           <w:lang w:val="ar_AE" w:bidi="ar_AE"/>
         </w:rPr>
         <w:t>1</w:t>
       </w:r>
       <w:r>
         <w:rPr>
+          <w:rtl/>
+          <w:cs/>
           <w:lang w:val="ar_AE" w:bidi="ar_AE"/>
         </w:rPr>
         <w:t xml:space="preserve"> مِنْ بُولُسَ، وَهُوَ بِمَشِيئَةِ اللهِ رَسُولٌ لِلْمَسِيحِ يَسُوعَ فِي سَبِيلِ الْوَعْدِ بِالْحَيَاةِ الَّتِي هِيَ فِي الْمَسِيحِ،</w:t>
       </w:r>
-      <w:r>
-        <w:rPr>
-          <w:lang w:val="ar_AE" w:bidi="ar_AE"/>
-        </w:rPr>
-      </w:r>
-      <w:r>
-        <w:rPr>
-          <w:lang w:val="ar_AE" w:bidi="ar_AE"/>
-        </w:rPr>
-      </w:r>
-    </w:p>
-    <w:p>
-      <w:pPr>
-        <w:bidi/>
-      </w:pPr>
-      <w:r>
-        <w:rPr>
-          <w:lang w:val="ar_AE" w:bidi="ar_AE"/>
-        </w:rPr>
-      </w:r>
-    </w:p>
-    <w:p>
-      <w:pPr>
-        <w:bidi/>
-      </w:pPr>
-      <w:r>
-        <w:rPr>
-          <w:lang w:val="ar_AE" w:bidi="ar_AE"/>
-        </w:rPr>
-      </w:r>
-      <w:r>
-        <w:rPr>
-          <w:vertAlign w:val="superscript"/>
+    </w:p>
+    <w:p>
+      <w:pPr>
+        <w:bidi/>
+      </w:pPr>
+      <w:r>
+        <w:rPr>
+          <w:rtl/>
+          <w:cs/>
+          <w:lang w:val="ar_AE" w:bidi="ar_AE"/>
+        </w:rPr>
+      </w:r>
+      <w:r>
+        <w:rPr>
+          <w:vertAlign w:val="superscript"/>
+          <w:rtl/>
+          <w:cs/>
           <w:lang w:val="ar_AE" w:bidi="ar_AE"/>
         </w:rPr>
         <w:t>2</w:t>
       </w:r>
       <w:r>
         <w:rPr>
+          <w:rtl/>
+          <w:cs/>
           <w:lang w:val="ar_AE" w:bidi="ar_AE"/>
         </w:rPr>
         <w:t xml:space="preserve"> إِلَى تِيمُوثَاوُسَ، وَلَدِي الْحَبِيبِ لِتَكُنْ لَكَ النِّعْمَةُ وَالرَّحْمَةُ وَالسَّلامُ مِنَ اللهِ الآبِ وَالْمَسِيحِ يَسُوعَ رَبِّنَا.</w:t>
       </w:r>
-      <w:r>
-        <w:rPr>
-          <w:lang w:val="ar_AE" w:bidi="ar_AE"/>
-        </w:rPr>
-      </w:r>
-      <w:r>
-        <w:rPr>
-          <w:lang w:val="ar_AE" w:bidi="ar_AE"/>
-        </w:rPr>
-      </w:r>
-    </w:p>
-    <w:p>
-      <w:pPr>
-        <w:bidi/>
-      </w:pPr>
-      <w:r>
-        <w:rPr>
-          <w:lang w:val="ar_AE" w:bidi="ar_AE"/>
-        </w:rPr>
-      </w:r>
-    </w:p>
-    <w:p>
-      <w:pPr>
-        <w:bidi/>
-      </w:pPr>
-      <w:r>
-        <w:rPr>
-          <w:lang w:val="ar_AE" w:bidi="ar_AE"/>
-        </w:rPr>
-      </w:r>
-      <w:r>
-        <w:rPr>
-          <w:vertAlign w:val="superscript"/>
+    </w:p>
+    <w:p>
+      <w:pPr>
+        <w:bidi/>
+      </w:pPr>
+      <w:r>
+        <w:rPr>
+          <w:rtl/>
+          <w:cs/>
+          <w:lang w:val="ar_AE" w:bidi="ar_AE"/>
+        </w:rPr>
+      </w:r>
+      <w:r>
+        <w:rPr>
+          <w:vertAlign w:val="superscript"/>
+          <w:rtl/>
+          <w:cs/>
           <w:lang w:val="ar_AE" w:bidi="ar_AE"/>
         </w:rPr>
         <w:t>3</w:t>
       </w:r>
       <w:r>
         <w:rPr>
+          <w:rtl/>
+          <w:cs/>
           <w:lang w:val="ar_AE" w:bidi="ar_AE"/>
         </w:rPr>
         <w:t xml:space="preserve"> كَمْ أَشْكُرُ اللهَ، الَّذِي أَعْبُدُهُ بِضَمِيرٍ طَاهِرٍ كَمَا أَخَذْتُ عَنْ أَجْدَادِي، إِذْ مَازِلْتُ أَذْكُرُكَ دَائِماً فِي تَضَرُّعَاتِي لَيْلاً وَنَهَاراً؛</w:t>
       </w:r>
-      <w:r>
-        <w:rPr>
-          <w:lang w:val="ar_AE" w:bidi="ar_AE"/>
-        </w:rPr>
-      </w:r>
-      <w:r>
-        <w:rPr>
-          <w:lang w:val="ar_AE" w:bidi="ar_AE"/>
-        </w:rPr>
-      </w:r>
-    </w:p>
-    <w:p>
-      <w:pPr>
-        <w:bidi/>
-      </w:pPr>
-      <w:r>
-        <w:rPr>
-          <w:lang w:val="ar_AE" w:bidi="ar_AE"/>
-        </w:rPr>
-      </w:r>
-    </w:p>
-    <w:p>
-      <w:pPr>
-        <w:bidi/>
-      </w:pPr>
-      <w:r>
-        <w:rPr>
-          <w:lang w:val="ar_AE" w:bidi="ar_AE"/>
-        </w:rPr>
-      </w:r>
-      <w:r>
-        <w:rPr>
-          <w:vertAlign w:val="superscript"/>
+    </w:p>
+    <w:p>
+      <w:pPr>
+        <w:bidi/>
+      </w:pPr>
+      <w:r>
+        <w:rPr>
+          <w:rtl/>
+          <w:cs/>
+          <w:lang w:val="ar_AE" w:bidi="ar_AE"/>
+        </w:rPr>
+      </w:r>
+      <w:r>
+        <w:rPr>
+          <w:vertAlign w:val="superscript"/>
+          <w:rtl/>
+          <w:cs/>
           <w:lang w:val="ar_AE" w:bidi="ar_AE"/>
         </w:rPr>
         <w:t>4</w:t>
       </w:r>
       <w:r>
         <w:rPr>
+          <w:rtl/>
+          <w:cs/>
           <w:lang w:val="ar_AE" w:bidi="ar_AE"/>
         </w:rPr>
         <w:t xml:space="preserve"> وَإِذْ أَتَذَكَّرُ دُمُوعَكَ (سَاعَةَ افْتِرَاقِنَا) أَجِدُنِي فِي غَايَةِ الشَّوْقِ لأَنْ أَرَاكَ لأَمْتَلِئَ فَرَحاً.</w:t>
       </w:r>
-      <w:r>
-        <w:rPr>
-          <w:lang w:val="ar_AE" w:bidi="ar_AE"/>
-        </w:rPr>
-      </w:r>
-      <w:r>
-        <w:rPr>
-          <w:lang w:val="ar_AE" w:bidi="ar_AE"/>
-        </w:rPr>
-      </w:r>
-    </w:p>
-    <w:p>
-      <w:pPr>
-        <w:bidi/>
-      </w:pPr>
-      <w:r>
-        <w:rPr>
-          <w:lang w:val="ar_AE" w:bidi="ar_AE"/>
-        </w:rPr>
-      </w:r>
-    </w:p>
-    <w:p>
-      <w:pPr>
-        <w:bidi/>
-      </w:pPr>
-      <w:r>
-        <w:rPr>
-          <w:lang w:val="ar_AE" w:bidi="ar_AE"/>
-        </w:rPr>
-      </w:r>
-      <w:r>
-        <w:rPr>
-          <w:vertAlign w:val="superscript"/>
+    </w:p>
+    <w:p>
+      <w:pPr>
+        <w:bidi/>
+      </w:pPr>
+      <w:r>
+        <w:rPr>
+          <w:rtl/>
+          <w:cs/>
+          <w:lang w:val="ar_AE" w:bidi="ar_AE"/>
+        </w:rPr>
+      </w:r>
+      <w:r>
+        <w:rPr>
+          <w:vertAlign w:val="superscript"/>
+          <w:rtl/>
+          <w:cs/>
           <w:lang w:val="ar_AE" w:bidi="ar_AE"/>
         </w:rPr>
         <w:t>5</w:t>
       </w:r>
       <w:r>
         <w:rPr>
+          <w:rtl/>
+          <w:cs/>
           <w:lang w:val="ar_AE" w:bidi="ar_AE"/>
         </w:rPr>
         <w:t xml:space="preserve"> كَمَا أَتَذَكَّرُ إِيمَانَكَ الْخَالِي مِنَ الرِّيَاءِ، هَذَا الإِيمَانَ الَّذِي فِيكَ وَالَّذِي سَكَنَ أَوَّلاً فِي جَدَّتِكَ لُوئِيسَ ثُمَّ فِي أُمِّكَ أَفْنِيكِي، وَأَنَا مُتَأَكِّدٌ أَنَّهُ حَالٌّ فِيكَ أَيْضاً.</w:t>
       </w:r>
-      <w:r>
-        <w:rPr>
-          <w:lang w:val="ar_AE" w:bidi="ar_AE"/>
-        </w:rPr>
-      </w:r>
-      <w:r>
-        <w:rPr>
-          <w:lang w:val="ar_AE" w:bidi="ar_AE"/>
-        </w:rPr>
-      </w:r>
-    </w:p>
-    <w:p>
-      <w:pPr>
-        <w:bidi/>
-      </w:pPr>
-      <w:r>
-        <w:rPr>
-          <w:lang w:val="ar_AE" w:bidi="ar_AE"/>
-        </w:rPr>
-      </w:r>
-    </w:p>
-    <w:p>
-      <w:pPr>
-        <w:bidi/>
-      </w:pPr>
-      <w:r>
-        <w:rPr>
-          <w:lang w:val="ar_AE" w:bidi="ar_AE"/>
-        </w:rPr>
-      </w:r>
-      <w:r>
-        <w:rPr>
-          <w:vertAlign w:val="superscript"/>
+    </w:p>
+    <w:p>
+      <w:pPr>
+        <w:bidi/>
+      </w:pPr>
+      <w:r>
+        <w:rPr>
+          <w:rtl/>
+          <w:cs/>
+          <w:lang w:val="ar_AE" w:bidi="ar_AE"/>
+        </w:rPr>
+      </w:r>
+      <w:r>
+        <w:rPr>
+          <w:vertAlign w:val="superscript"/>
+          <w:rtl/>
+          <w:cs/>
           <w:lang w:val="ar_AE" w:bidi="ar_AE"/>
         </w:rPr>
         <w:t>6</w:t>
       </w:r>
       <w:r>
         <w:rPr>
+          <w:rtl/>
+          <w:cs/>
           <w:lang w:val="ar_AE" w:bidi="ar_AE"/>
         </w:rPr>
         <w:t xml:space="preserve"> لِهَذَا السَّبَبِ أُنَبِّهُكَ أَنْ تُلْهِبَ نَارَ مَوْهِبَةِ اللهِ الَّتِي فِيكَ بِوَضْعِ يَدَيَّ عَلَيْكَ.</w:t>
       </w:r>
-      <w:r>
-        <w:rPr>
-          <w:lang w:val="ar_AE" w:bidi="ar_AE"/>
-        </w:rPr>
-      </w:r>
-      <w:r>
-        <w:rPr>
-          <w:lang w:val="ar_AE" w:bidi="ar_AE"/>
-        </w:rPr>
-      </w:r>
-    </w:p>
-    <w:p>
-      <w:pPr>
-        <w:bidi/>
-      </w:pPr>
-      <w:r>
-        <w:rPr>
-          <w:lang w:val="ar_AE" w:bidi="ar_AE"/>
-        </w:rPr>
-      </w:r>
-    </w:p>
-    <w:p>
-      <w:pPr>
-        <w:bidi/>
-      </w:pPr>
-      <w:r>
-        <w:rPr>
-          <w:lang w:val="ar_AE" w:bidi="ar_AE"/>
-        </w:rPr>
-      </w:r>
-      <w:r>
-        <w:rPr>
-          <w:vertAlign w:val="superscript"/>
+    </w:p>
+    <w:p>
+      <w:pPr>
+        <w:bidi/>
+      </w:pPr>
+      <w:r>
+        <w:rPr>
+          <w:rtl/>
+          <w:cs/>
+          <w:lang w:val="ar_AE" w:bidi="ar_AE"/>
+        </w:rPr>
+      </w:r>
+      <w:r>
+        <w:rPr>
+          <w:vertAlign w:val="superscript"/>
+          <w:rtl/>
+          <w:cs/>
           <w:lang w:val="ar_AE" w:bidi="ar_AE"/>
         </w:rPr>
         <w:t>7</w:t>
       </w:r>
       <w:r>
         <w:rPr>
+          <w:rtl/>
+          <w:cs/>
           <w:lang w:val="ar_AE" w:bidi="ar_AE"/>
         </w:rPr>
         <w:t xml:space="preserve"> فَإِنَّ اللهَ قَدْ أَعْطَانَا لَا رُوحَ الْجُبْنِ بَلْ رُوحَ الْقُوَّةِ وَالْمَحَبَّةِ وَالْبَصِيرَةِ.</w:t>
       </w:r>
-      <w:r>
-        <w:rPr>
-          <w:lang w:val="ar_AE" w:bidi="ar_AE"/>
-        </w:rPr>
-      </w:r>
-      <w:r>
-        <w:rPr>
-          <w:lang w:val="ar_AE" w:bidi="ar_AE"/>
-        </w:rPr>
-      </w:r>
-    </w:p>
-    <w:p>
-      <w:pPr>
-        <w:bidi/>
-      </w:pPr>
-      <w:r>
-        <w:rPr>
-          <w:lang w:val="ar_AE" w:bidi="ar_AE"/>
-        </w:rPr>
-      </w:r>
-    </w:p>
-    <w:p>
-      <w:pPr>
-        <w:bidi/>
-      </w:pPr>
-      <w:r>
-        <w:rPr>
-          <w:lang w:val="ar_AE" w:bidi="ar_AE"/>
-        </w:rPr>
-      </w:r>
-      <w:r>
-        <w:rPr>
-          <w:vertAlign w:val="superscript"/>
+    </w:p>
+    <w:p>
+      <w:pPr>
+        <w:bidi/>
+      </w:pPr>
+      <w:r>
+        <w:rPr>
+          <w:rtl/>
+          <w:cs/>
+          <w:lang w:val="ar_AE" w:bidi="ar_AE"/>
+        </w:rPr>
+      </w:r>
+      <w:r>
+        <w:rPr>
+          <w:vertAlign w:val="superscript"/>
+          <w:rtl/>
+          <w:cs/>
           <w:lang w:val="ar_AE" w:bidi="ar_AE"/>
         </w:rPr>
         <w:t>8</w:t>
       </w:r>
       <w:r>
         <w:rPr>
+          <w:rtl/>
+          <w:cs/>
           <w:lang w:val="ar_AE" w:bidi="ar_AE"/>
         </w:rPr>
         <w:t xml:space="preserve"> فَلا تَخْجَلْ إِذَنْ بِالشَّهَادَةِ لِرَبِّنَا، وَلا تَخْجَلْ بِي أَنَا السَّجِينَ لأَجْلِهِ، بَلْ شَارِكْنِي فِي الْمَشَقَّاتِ لأَجْلِ الإِنْجِيلِ، مُتَوَكِّلاً عَلَى قُدْرَةِ اللهِ.</w:t>
       </w:r>
-      <w:r>
-        <w:rPr>
-          <w:lang w:val="ar_AE" w:bidi="ar_AE"/>
-        </w:rPr>
-      </w:r>
-      <w:r>
-        <w:rPr>
-          <w:lang w:val="ar_AE" w:bidi="ar_AE"/>
-        </w:rPr>
-      </w:r>
-    </w:p>
-    <w:p>
-      <w:pPr>
-        <w:bidi/>
-      </w:pPr>
-      <w:r>
-        <w:rPr>
-          <w:lang w:val="ar_AE" w:bidi="ar_AE"/>
-        </w:rPr>
-      </w:r>
-    </w:p>
-    <w:p>
-      <w:pPr>
-        <w:bidi/>
-      </w:pPr>
-      <w:r>
-        <w:rPr>
-          <w:lang w:val="ar_AE" w:bidi="ar_AE"/>
-        </w:rPr>
-      </w:r>
-      <w:r>
-        <w:rPr>
-          <w:vertAlign w:val="superscript"/>
+    </w:p>
+    <w:p>
+      <w:pPr>
+        <w:bidi/>
+      </w:pPr>
+      <w:r>
+        <w:rPr>
+          <w:rtl/>
+          <w:cs/>
+          <w:lang w:val="ar_AE" w:bidi="ar_AE"/>
+        </w:rPr>
+      </w:r>
+      <w:r>
+        <w:rPr>
+          <w:vertAlign w:val="superscript"/>
+          <w:rtl/>
+          <w:cs/>
           <w:lang w:val="ar_AE" w:bidi="ar_AE"/>
         </w:rPr>
         <w:t>9</w:t>
       </w:r>
       <w:r>
         <w:rPr>
+          <w:rtl/>
+          <w:cs/>
           <w:lang w:val="ar_AE" w:bidi="ar_AE"/>
         </w:rPr>
         <w:t xml:space="preserve"> فَهُوَ قَدْ خَلَّصَنَا، وَدَعَانَا إِلَيْهِ دَعْوَةً مُقَدَّسَةً، لَا عَلَى أَسَاسِ أَعْمَالِنَا، بَلْ بِمُوجِبِ قَصْدِهِ وَنِعْمَتِهِ الَّتِي وُهِبَتْ لَنَا فِي الْمَسِيحِ يَسُوعَ قَبْلَ أَزْمِنَةِ الأَزَلِ،</w:t>
       </w:r>
-      <w:r>
-        <w:rPr>
-          <w:lang w:val="ar_AE" w:bidi="ar_AE"/>
-        </w:rPr>
-      </w:r>
-      <w:r>
-        <w:rPr>
-          <w:lang w:val="ar_AE" w:bidi="ar_AE"/>
-        </w:rPr>
-      </w:r>
-    </w:p>
-    <w:p>
-      <w:pPr>
-        <w:bidi/>
-      </w:pPr>
-      <w:r>
-        <w:rPr>
-          <w:lang w:val="ar_AE" w:bidi="ar_AE"/>
-        </w:rPr>
-      </w:r>
-    </w:p>
-    <w:p>
-      <w:pPr>
-        <w:bidi/>
-      </w:pPr>
-      <w:r>
-        <w:rPr>
-          <w:lang w:val="ar_AE" w:bidi="ar_AE"/>
-        </w:rPr>
-      </w:r>
-      <w:r>
-        <w:rPr>
-          <w:vertAlign w:val="superscript"/>
+    </w:p>
+    <w:p>
+      <w:pPr>
+        <w:bidi/>
+      </w:pPr>
+      <w:r>
+        <w:rPr>
+          <w:rtl/>
+          <w:cs/>
+          <w:lang w:val="ar_AE" w:bidi="ar_AE"/>
+        </w:rPr>
+      </w:r>
+      <w:r>
+        <w:rPr>
+          <w:vertAlign w:val="superscript"/>
+          <w:rtl/>
+          <w:cs/>
           <w:lang w:val="ar_AE" w:bidi="ar_AE"/>
         </w:rPr>
         <w:t>10</w:t>
       </w:r>
       <w:r>
         <w:rPr>
+          <w:rtl/>
+          <w:cs/>
           <w:lang w:val="ar_AE" w:bidi="ar_AE"/>
         </w:rPr>
         <w:t xml:space="preserve"> وَالَّتِي أُعْلِنَتِ الآنَ بِظُهُورِ مُخَلِّصِنَا يَسُوعَ الْمَسِيحِ الَّذِي سَحَقَ الْمَوْتَ وَأَنَارَ الْحَيَاةَ وَالْخُلُودَ بِالإِنْجِيلِ</w:t>
       </w:r>
-      <w:r>
-        <w:rPr>
-          <w:lang w:val="ar_AE" w:bidi="ar_AE"/>
-        </w:rPr>
-      </w:r>
-      <w:r>
-        <w:rPr>
-          <w:lang w:val="ar_AE" w:bidi="ar_AE"/>
-        </w:rPr>
-      </w:r>
-    </w:p>
-    <w:p>
-      <w:pPr>
-        <w:bidi/>
-      </w:pPr>
-      <w:r>
-        <w:rPr>
-          <w:lang w:val="ar_AE" w:bidi="ar_AE"/>
-        </w:rPr>
-      </w:r>
-    </w:p>
-    <w:p>
-      <w:pPr>
-        <w:bidi/>
-      </w:pPr>
-      <w:r>
-        <w:rPr>
-          <w:lang w:val="ar_AE" w:bidi="ar_AE"/>
-        </w:rPr>
-      </w:r>
-      <w:r>
-        <w:rPr>
-          <w:vertAlign w:val="superscript"/>
+    </w:p>
+    <w:p>
+      <w:pPr>
+        <w:bidi/>
+      </w:pPr>
+      <w:r>
+        <w:rPr>
+          <w:rtl/>
+          <w:cs/>
+          <w:lang w:val="ar_AE" w:bidi="ar_AE"/>
+        </w:rPr>
+      </w:r>
+      <w:r>
+        <w:rPr>
+          <w:vertAlign w:val="superscript"/>
+          <w:rtl/>
+          <w:cs/>
           <w:lang w:val="ar_AE" w:bidi="ar_AE"/>
         </w:rPr>
         <w:t>11</w:t>
       </w:r>
       <w:r>
         <w:rPr>
+          <w:rtl/>
+          <w:cs/>
           <w:lang w:val="ar_AE" w:bidi="ar_AE"/>
         </w:rPr>
         <w:t xml:space="preserve"> الَّذِي لَهُ عُيِّنْتُ أَنَا مُبَشِّراً وَرَسُولاً وَمُعَلِّماً.</w:t>
       </w:r>
-      <w:r>
-        <w:rPr>
-          <w:lang w:val="ar_AE" w:bidi="ar_AE"/>
-        </w:rPr>
-      </w:r>
-      <w:r>
-        <w:rPr>
-          <w:lang w:val="ar_AE" w:bidi="ar_AE"/>
-        </w:rPr>
-      </w:r>
-    </w:p>
-    <w:p>
-      <w:pPr>
-        <w:bidi/>
-      </w:pPr>
-      <w:r>
-        <w:rPr>
-          <w:lang w:val="ar_AE" w:bidi="ar_AE"/>
-        </w:rPr>
-      </w:r>
-    </w:p>
-    <w:p>
-      <w:pPr>
-        <w:bidi/>
-      </w:pPr>
-      <w:r>
-        <w:rPr>
-          <w:lang w:val="ar_AE" w:bidi="ar_AE"/>
-        </w:rPr>
-      </w:r>
-      <w:r>
-        <w:rPr>
-          <w:vertAlign w:val="superscript"/>
+    </w:p>
+    <w:p>
+      <w:pPr>
+        <w:bidi/>
+      </w:pPr>
+      <w:r>
+        <w:rPr>
+          <w:rtl/>
+          <w:cs/>
+          <w:lang w:val="ar_AE" w:bidi="ar_AE"/>
+        </w:rPr>
+      </w:r>
+      <w:r>
+        <w:rPr>
+          <w:vertAlign w:val="superscript"/>
+          <w:rtl/>
+          <w:cs/>
           <w:lang w:val="ar_AE" w:bidi="ar_AE"/>
         </w:rPr>
         <w:t>12</w:t>
       </w:r>
       <w:r>
         <w:rPr>
+          <w:rtl/>
+          <w:cs/>
           <w:lang w:val="ar_AE" w:bidi="ar_AE"/>
         </w:rPr>
         <w:t xml:space="preserve"> مِنْ أَجْلِ ذَلِكَ أَيْضاً أُقَاسِي الآنَ هذِهِ الآلامَ، وَلَكِنِّي لَسْتُ أَخْجَلُ، لأَنَّنِي أَعْرِفُ مَنْ أَنَا مُؤْمِنٌ بِهِ، وَلِي تَمَامُ الثِّقَةِ بِأَنَّهُ قَادِرٌ أَنْ يَحْفَظَ لِي الأَمَانَةَ الَّتِي أَوْدَعْتُهَا عِنْدَهُ سَالِمَةً إِلَى ذَلِكَ الْيَوْمِ.</w:t>
       </w:r>
-      <w:r>
-        <w:rPr>
-          <w:lang w:val="ar_AE" w:bidi="ar_AE"/>
-        </w:rPr>
-      </w:r>
-      <w:r>
-        <w:rPr>
-          <w:lang w:val="ar_AE" w:bidi="ar_AE"/>
-        </w:rPr>
-      </w:r>
-    </w:p>
-    <w:p>
-      <w:pPr>
-        <w:bidi/>
-      </w:pPr>
-      <w:r>
-        <w:rPr>
-          <w:lang w:val="ar_AE" w:bidi="ar_AE"/>
-        </w:rPr>
-      </w:r>
-    </w:p>
-    <w:p>
-      <w:pPr>
-        <w:bidi/>
-      </w:pPr>
-      <w:r>
-        <w:rPr>
-          <w:lang w:val="ar_AE" w:bidi="ar_AE"/>
-        </w:rPr>
-      </w:r>
-      <w:r>
-        <w:rPr>
-          <w:vertAlign w:val="superscript"/>
+    </w:p>
+    <w:p>
+      <w:pPr>
+        <w:bidi/>
+      </w:pPr>
+      <w:r>
+        <w:rPr>
+          <w:rtl/>
+          <w:cs/>
+          <w:lang w:val="ar_AE" w:bidi="ar_AE"/>
+        </w:rPr>
+      </w:r>
+      <w:r>
+        <w:rPr>
+          <w:vertAlign w:val="superscript"/>
+          <w:rtl/>
+          <w:cs/>
           <w:lang w:val="ar_AE" w:bidi="ar_AE"/>
         </w:rPr>
         <w:t>13</w:t>
       </w:r>
       <w:r>
         <w:rPr>
+          <w:rtl/>
+          <w:cs/>
           <w:lang w:val="ar_AE" w:bidi="ar_AE"/>
         </w:rPr>
         <w:t xml:space="preserve"> اتَّخِذْ مِنَ الْكَلامِ الصَّحِيحِ الَّذِي سَمِعْتَهُ مِنِّي مِثَالاً فِي الإِيمَانِ وَالْمَحَبَّةِ اللَّذَيْنِ فِي الْمَسِيحِ يَسُوعَ.</w:t>
       </w:r>
-      <w:r>
-        <w:rPr>
-          <w:lang w:val="ar_AE" w:bidi="ar_AE"/>
-        </w:rPr>
-      </w:r>
-      <w:r>
-        <w:rPr>
-          <w:lang w:val="ar_AE" w:bidi="ar_AE"/>
-        </w:rPr>
-      </w:r>
-    </w:p>
-    <w:p>
-      <w:pPr>
-        <w:bidi/>
-      </w:pPr>
-      <w:r>
-        <w:rPr>
-          <w:lang w:val="ar_AE" w:bidi="ar_AE"/>
-        </w:rPr>
-      </w:r>
-    </w:p>
-    <w:p>
-      <w:pPr>
-        <w:bidi/>
-      </w:pPr>
-      <w:r>
-        <w:rPr>
-          <w:lang w:val="ar_AE" w:bidi="ar_AE"/>
-        </w:rPr>
-      </w:r>
-      <w:r>
-        <w:rPr>
-          <w:vertAlign w:val="superscript"/>
+    </w:p>
+    <w:p>
+      <w:pPr>
+        <w:bidi/>
+      </w:pPr>
+      <w:r>
+        <w:rPr>
+          <w:rtl/>
+          <w:cs/>
+          <w:lang w:val="ar_AE" w:bidi="ar_AE"/>
+        </w:rPr>
+      </w:r>
+      <w:r>
+        <w:rPr>
+          <w:vertAlign w:val="superscript"/>
+          <w:rtl/>
+          <w:cs/>
           <w:lang w:val="ar_AE" w:bidi="ar_AE"/>
         </w:rPr>
         <w:t>14</w:t>
       </w:r>
       <w:r>
         <w:rPr>
+          <w:rtl/>
+          <w:cs/>
           <w:lang w:val="ar_AE" w:bidi="ar_AE"/>
         </w:rPr>
         <w:t xml:space="preserve"> وَحَافِظْ عَلَى الأَمَانَةِ الْكَرِيمَةِ الْمُوْدَعَةِ لَدَيْكَ، بِالرُّوحِ الْقُدُسِ الْحَالِّ فِينَا.</w:t>
       </w:r>
-      <w:r>
-        <w:rPr>
-          <w:lang w:val="ar_AE" w:bidi="ar_AE"/>
-        </w:rPr>
-      </w:r>
-      <w:r>
-        <w:rPr>
-          <w:lang w:val="ar_AE" w:bidi="ar_AE"/>
-        </w:rPr>
-      </w:r>
-    </w:p>
-    <w:p>
-      <w:pPr>
-        <w:bidi/>
-      </w:pPr>
-      <w:r>
-        <w:rPr>
-          <w:lang w:val="ar_AE" w:bidi="ar_AE"/>
-        </w:rPr>
-      </w:r>
-    </w:p>
-    <w:p>
-      <w:pPr>
-        <w:bidi/>
-      </w:pPr>
-      <w:r>
-        <w:rPr>
-          <w:lang w:val="ar_AE" w:bidi="ar_AE"/>
-        </w:rPr>
-      </w:r>
-      <w:r>
-        <w:rPr>
-          <w:vertAlign w:val="superscript"/>
+    </w:p>
+    <w:p>
+      <w:pPr>
+        <w:bidi/>
+      </w:pPr>
+      <w:r>
+        <w:rPr>
+          <w:rtl/>
+          <w:cs/>
+          <w:lang w:val="ar_AE" w:bidi="ar_AE"/>
+        </w:rPr>
+      </w:r>
+      <w:r>
+        <w:rPr>
+          <w:vertAlign w:val="superscript"/>
+          <w:rtl/>
+          <w:cs/>
           <w:lang w:val="ar_AE" w:bidi="ar_AE"/>
         </w:rPr>
         <w:t>15</w:t>
       </w:r>
       <w:r>
         <w:rPr>
+          <w:rtl/>
+          <w:cs/>
           <w:lang w:val="ar_AE" w:bidi="ar_AE"/>
         </w:rPr>
         <w:t xml:space="preserve"> أَنْتَ عَلَى عِلْمٍ بِأَنَّ كُلَّ الَّذِينَ فِي مُقَاطَعَةِ أَسِيَّا، وَمِنْهُمْ فِيجَلُّسُ وَهَرْمُوجِينِسُ، قَدْ تَخَلَّوْا عَنِّي.</w:t>
       </w:r>
-      <w:r>
-        <w:rPr>
-          <w:lang w:val="ar_AE" w:bidi="ar_AE"/>
-        </w:rPr>
-      </w:r>
-      <w:r>
-        <w:rPr>
-          <w:lang w:val="ar_AE" w:bidi="ar_AE"/>
-        </w:rPr>
-      </w:r>
-    </w:p>
-    <w:p>
-      <w:pPr>
-        <w:bidi/>
-      </w:pPr>
-      <w:r>
-        <w:rPr>
-          <w:lang w:val="ar_AE" w:bidi="ar_AE"/>
-        </w:rPr>
-      </w:r>
-    </w:p>
-    <w:p>
-      <w:pPr>
-        <w:bidi/>
-      </w:pPr>
-      <w:r>
-        <w:rPr>
-          <w:lang w:val="ar_AE" w:bidi="ar_AE"/>
-        </w:rPr>
-      </w:r>
-      <w:r>
-        <w:rPr>
-          <w:vertAlign w:val="superscript"/>
+    </w:p>
+    <w:p>
+      <w:pPr>
+        <w:bidi/>
+      </w:pPr>
+      <w:r>
+        <w:rPr>
+          <w:rtl/>
+          <w:cs/>
+          <w:lang w:val="ar_AE" w:bidi="ar_AE"/>
+        </w:rPr>
+      </w:r>
+      <w:r>
+        <w:rPr>
+          <w:vertAlign w:val="superscript"/>
+          <w:rtl/>
+          <w:cs/>
           <w:lang w:val="ar_AE" w:bidi="ar_AE"/>
         </w:rPr>
         <w:t>16</w:t>
       </w:r>
       <w:r>
         <w:rPr>
+          <w:rtl/>
+          <w:cs/>
           <w:lang w:val="ar_AE" w:bidi="ar_AE"/>
         </w:rPr>
         <w:t xml:space="preserve"> لِيَرْحَمِ الرَّبُّ عَائِلَةَ أُونِيسِيفُورُسَ، لأَنَّهُ كَثِيراً مَا أَنْعَشَنِي، وَلَمْ يَخْجَلْ بِقُيُودِي،</w:t>
       </w:r>
-      <w:r>
-        <w:rPr>
-          <w:lang w:val="ar_AE" w:bidi="ar_AE"/>
-        </w:rPr>
-      </w:r>
-      <w:r>
-        <w:rPr>
-          <w:lang w:val="ar_AE" w:bidi="ar_AE"/>
-        </w:rPr>
-      </w:r>
-    </w:p>
-    <w:p>
-      <w:pPr>
-        <w:bidi/>
-      </w:pPr>
-      <w:r>
-        <w:rPr>
-          <w:lang w:val="ar_AE" w:bidi="ar_AE"/>
-        </w:rPr>
-      </w:r>
-    </w:p>
-    <w:p>
-      <w:pPr>
-        <w:bidi/>
-      </w:pPr>
-      <w:r>
-        <w:rPr>
-          <w:lang w:val="ar_AE" w:bidi="ar_AE"/>
-        </w:rPr>
-      </w:r>
-      <w:r>
-        <w:rPr>
-          <w:vertAlign w:val="superscript"/>
+    </w:p>
+    <w:p>
+      <w:pPr>
+        <w:bidi/>
+      </w:pPr>
+      <w:r>
+        <w:rPr>
+          <w:rtl/>
+          <w:cs/>
+          <w:lang w:val="ar_AE" w:bidi="ar_AE"/>
+        </w:rPr>
+      </w:r>
+      <w:r>
+        <w:rPr>
+          <w:vertAlign w:val="superscript"/>
+          <w:rtl/>
+          <w:cs/>
           <w:lang w:val="ar_AE" w:bidi="ar_AE"/>
         </w:rPr>
         <w:t>17</w:t>
       </w:r>
       <w:r>
         <w:rPr>
+          <w:rtl/>
+          <w:cs/>
           <w:lang w:val="ar_AE" w:bidi="ar_AE"/>
         </w:rPr>
         <w:t xml:space="preserve"> بَلْ إِذْ كَانَ فِي مَدِينَةِ رُومَا، بَذَلَ جَهْداً فِي الْبَحْثِ عَنِّي حَتَّى وَجَدَنِي.</w:t>
       </w:r>
-      <w:r>
-        <w:rPr>
-          <w:lang w:val="ar_AE" w:bidi="ar_AE"/>
-        </w:rPr>
-      </w:r>
-      <w:r>
-        <w:rPr>
-          <w:lang w:val="ar_AE" w:bidi="ar_AE"/>
-        </w:rPr>
-      </w:r>
-    </w:p>
-    <w:p>
-      <w:pPr>
-        <w:bidi/>
-      </w:pPr>
-      <w:r>
-        <w:rPr>
-          <w:lang w:val="ar_AE" w:bidi="ar_AE"/>
-        </w:rPr>
-      </w:r>
-    </w:p>
-    <w:p>
-      <w:pPr>
-        <w:bidi/>
-      </w:pPr>
-      <w:r>
-        <w:rPr>
-          <w:lang w:val="ar_AE" w:bidi="ar_AE"/>
-        </w:rPr>
-      </w:r>
-      <w:r>
-        <w:rPr>
-          <w:vertAlign w:val="superscript"/>
+    </w:p>
+    <w:p>
+      <w:pPr>
+        <w:bidi/>
+      </w:pPr>
+      <w:r>
+        <w:rPr>
+          <w:rtl/>
+          <w:cs/>
+          <w:lang w:val="ar_AE" w:bidi="ar_AE"/>
+        </w:rPr>
+      </w:r>
+      <w:r>
+        <w:rPr>
+          <w:vertAlign w:val="superscript"/>
+          <w:rtl/>
+          <w:cs/>
           <w:lang w:val="ar_AE" w:bidi="ar_AE"/>
         </w:rPr>
         <w:t>18</w:t>
       </w:r>
       <w:r>
         <w:rPr>
+          <w:rtl/>
+          <w:cs/>
           <w:lang w:val="ar_AE" w:bidi="ar_AE"/>
         </w:rPr>
         <w:t xml:space="preserve"> لِيُنْعِمْ عَلَيْهِ الرَّبُّ بِأَنْ يَلْقَى الرَّحْمَةَ مِنَ الرَّبِّ فِي ذَلِكَ الْيَوْمِ! أَمَّا كُلُّ مَا خَدَمَنِي بِهِ فِي مَدِينَةِ أَفَسُسَ، فَأَنْتَ تَعْرِفُهُ جَيِّداً.</w:t>
       </w:r>
-      <w:r>
-        <w:rPr>
-          <w:lang w:val="ar_AE" w:bidi="ar_AE"/>
-        </w:rPr>
-      </w:r>
-      <w:r>
-        <w:rPr>
-          <w:lang w:val="ar_AE" w:bidi="ar_AE"/>
-        </w:rPr>
-      </w:r>
-    </w:p>
-    <w:p>
-      <w:pPr>
-        <w:bidi/>
-      </w:pPr>
-      <w:r>
-        <w:rPr>
-          <w:lang w:val="ar_AE" w:bidi="ar_AE"/>
-        </w:rPr>
-      </w:r>
     </w:p>
     <w:p>
       <w:pPr>
@@ -1032,1133 +779,773 @@
       </w:pPr>
       <w:r>
         <w:rPr>
-          <w:lang w:val="ar_AE" w:bidi="ar_AE"/>
-        </w:rPr>
-        <w:t>2 Timothy 2:1</w:t>
-      </w:r>
-      <w:r>
-        <w:rPr>
-          <w:lang w:val="ar_AE" w:bidi="ar_AE"/>
-        </w:rPr>
-      </w:r>
-    </w:p>
-    <w:p>
-      <w:pPr>
-        <w:bidi/>
-      </w:pPr>
-      <w:r>
-        <w:rPr>
-          <w:lang w:val="ar_AE" w:bidi="ar_AE"/>
-        </w:rPr>
-      </w:r>
-      <w:r>
-        <w:rPr>
-          <w:vertAlign w:val="superscript"/>
+          <w:rtl/>
+          <w:cs/>
+          <w:lang w:val="ar_AE" w:bidi="ar_AE"/>
+        </w:rPr>
+        <w:t>تيموثاوس الثانية 2:1</w:t>
+      </w:r>
+      <w:r>
+        <w:rPr>
+          <w:rtl/>
+          <w:cs/>
+          <w:lang w:val="ar_AE" w:bidi="ar_AE"/>
+        </w:rPr>
+      </w:r>
+    </w:p>
+    <w:p>
+      <w:pPr>
+        <w:bidi/>
+      </w:pPr>
+      <w:r>
+        <w:rPr>
+          <w:rtl/>
+          <w:cs/>
+          <w:lang w:val="ar_AE" w:bidi="ar_AE"/>
+        </w:rPr>
+      </w:r>
+      <w:r>
+        <w:rPr>
+          <w:vertAlign w:val="superscript"/>
+          <w:rtl/>
+          <w:cs/>
           <w:lang w:val="ar_AE" w:bidi="ar_AE"/>
         </w:rPr>
         <w:t>1</w:t>
       </w:r>
       <w:r>
         <w:rPr>
+          <w:rtl/>
+          <w:cs/>
           <w:lang w:val="ar_AE" w:bidi="ar_AE"/>
         </w:rPr>
         <w:t xml:space="preserve"> وَأَنْتَ يَا وَلَدِي، فَكُنْ قَوِيًّا فِي النِّعْمَةِ الَّتِي فِي الْمَسِيحِ يَسُوعَ.</w:t>
       </w:r>
-      <w:r>
-        <w:rPr>
-          <w:lang w:val="ar_AE" w:bidi="ar_AE"/>
-        </w:rPr>
-      </w:r>
-      <w:r>
-        <w:rPr>
-          <w:lang w:val="ar_AE" w:bidi="ar_AE"/>
-        </w:rPr>
-      </w:r>
-    </w:p>
-    <w:p>
-      <w:pPr>
-        <w:bidi/>
-      </w:pPr>
-      <w:r>
-        <w:rPr>
-          <w:lang w:val="ar_AE" w:bidi="ar_AE"/>
-        </w:rPr>
-      </w:r>
-    </w:p>
-    <w:p>
-      <w:pPr>
-        <w:bidi/>
-      </w:pPr>
-      <w:r>
-        <w:rPr>
-          <w:lang w:val="ar_AE" w:bidi="ar_AE"/>
-        </w:rPr>
-      </w:r>
-      <w:r>
-        <w:rPr>
-          <w:vertAlign w:val="superscript"/>
+    </w:p>
+    <w:p>
+      <w:pPr>
+        <w:bidi/>
+      </w:pPr>
+      <w:r>
+        <w:rPr>
+          <w:rtl/>
+          <w:cs/>
+          <w:lang w:val="ar_AE" w:bidi="ar_AE"/>
+        </w:rPr>
+      </w:r>
+      <w:r>
+        <w:rPr>
+          <w:vertAlign w:val="superscript"/>
+          <w:rtl/>
+          <w:cs/>
           <w:lang w:val="ar_AE" w:bidi="ar_AE"/>
         </w:rPr>
         <w:t>2</w:t>
       </w:r>
       <w:r>
         <w:rPr>
+          <w:rtl/>
+          <w:cs/>
           <w:lang w:val="ar_AE" w:bidi="ar_AE"/>
         </w:rPr>
         <w:t xml:space="preserve"> وَالتَّعَالِيمُ الَّتِي سَمِعْتَهَا مِنِّي بِحُضُورِ شُهُودٍ عَدِيدِينَ، أَوْدِعْهَا أَمَانَةً بَيْنَ أَيْدِي أُنَاسٍ جَدِيرِينَ بِالثِّقَةِ، يَكُونُونَ قَادِرِينَ عَلَى تَعْلِيمِ الآخَرِينَ.</w:t>
       </w:r>
-      <w:r>
-        <w:rPr>
-          <w:lang w:val="ar_AE" w:bidi="ar_AE"/>
-        </w:rPr>
-      </w:r>
-      <w:r>
-        <w:rPr>
-          <w:lang w:val="ar_AE" w:bidi="ar_AE"/>
-        </w:rPr>
-      </w:r>
-    </w:p>
-    <w:p>
-      <w:pPr>
-        <w:bidi/>
-      </w:pPr>
-      <w:r>
-        <w:rPr>
-          <w:lang w:val="ar_AE" w:bidi="ar_AE"/>
-        </w:rPr>
-      </w:r>
-    </w:p>
-    <w:p>
-      <w:pPr>
-        <w:bidi/>
-      </w:pPr>
-      <w:r>
-        <w:rPr>
-          <w:lang w:val="ar_AE" w:bidi="ar_AE"/>
-        </w:rPr>
-      </w:r>
-      <w:r>
-        <w:rPr>
-          <w:vertAlign w:val="superscript"/>
+    </w:p>
+    <w:p>
+      <w:pPr>
+        <w:bidi/>
+      </w:pPr>
+      <w:r>
+        <w:rPr>
+          <w:rtl/>
+          <w:cs/>
+          <w:lang w:val="ar_AE" w:bidi="ar_AE"/>
+        </w:rPr>
+      </w:r>
+      <w:r>
+        <w:rPr>
+          <w:vertAlign w:val="superscript"/>
+          <w:rtl/>
+          <w:cs/>
           <w:lang w:val="ar_AE" w:bidi="ar_AE"/>
         </w:rPr>
         <w:t>3</w:t>
       </w:r>
       <w:r>
         <w:rPr>
+          <w:rtl/>
+          <w:cs/>
           <w:lang w:val="ar_AE" w:bidi="ar_AE"/>
         </w:rPr>
         <w:t xml:space="preserve"> شَارِكْ فِي احْتِمَالِ الآلامِ كَجُنْدِيٍّ صَالِحٍ لِلْمَسِيحِ يَسُوعَ.</w:t>
       </w:r>
-      <w:r>
-        <w:rPr>
-          <w:lang w:val="ar_AE" w:bidi="ar_AE"/>
-        </w:rPr>
-      </w:r>
-      <w:r>
-        <w:rPr>
-          <w:lang w:val="ar_AE" w:bidi="ar_AE"/>
-        </w:rPr>
-      </w:r>
-    </w:p>
-    <w:p>
-      <w:pPr>
-        <w:bidi/>
-      </w:pPr>
-      <w:r>
-        <w:rPr>
-          <w:lang w:val="ar_AE" w:bidi="ar_AE"/>
-        </w:rPr>
-      </w:r>
-    </w:p>
-    <w:p>
-      <w:pPr>
-        <w:bidi/>
-      </w:pPr>
-      <w:r>
-        <w:rPr>
-          <w:lang w:val="ar_AE" w:bidi="ar_AE"/>
-        </w:rPr>
-      </w:r>
-      <w:r>
-        <w:rPr>
-          <w:vertAlign w:val="superscript"/>
+    </w:p>
+    <w:p>
+      <w:pPr>
+        <w:bidi/>
+      </w:pPr>
+      <w:r>
+        <w:rPr>
+          <w:rtl/>
+          <w:cs/>
+          <w:lang w:val="ar_AE" w:bidi="ar_AE"/>
+        </w:rPr>
+      </w:r>
+      <w:r>
+        <w:rPr>
+          <w:vertAlign w:val="superscript"/>
+          <w:rtl/>
+          <w:cs/>
           <w:lang w:val="ar_AE" w:bidi="ar_AE"/>
         </w:rPr>
         <w:t>4</w:t>
       </w:r>
       <w:r>
         <w:rPr>
+          <w:rtl/>
+          <w:cs/>
           <w:lang w:val="ar_AE" w:bidi="ar_AE"/>
         </w:rPr>
         <w:t xml:space="preserve"> وَمَا مِنْ مُجَنَّدٍ يُرْبِكُ نَفْسَهُ بِشُؤُونِ الْحَيَاةِ إِذَا رَغِبَ فِي إِرضَاءِ مَنْ جَنَّدَهُ.</w:t>
       </w:r>
-      <w:r>
-        <w:rPr>
-          <w:lang w:val="ar_AE" w:bidi="ar_AE"/>
-        </w:rPr>
-      </w:r>
-      <w:r>
-        <w:rPr>
-          <w:lang w:val="ar_AE" w:bidi="ar_AE"/>
-        </w:rPr>
-      </w:r>
-    </w:p>
-    <w:p>
-      <w:pPr>
-        <w:bidi/>
-      </w:pPr>
-      <w:r>
-        <w:rPr>
-          <w:lang w:val="ar_AE" w:bidi="ar_AE"/>
-        </w:rPr>
-      </w:r>
-    </w:p>
-    <w:p>
-      <w:pPr>
-        <w:bidi/>
-      </w:pPr>
-      <w:r>
-        <w:rPr>
-          <w:lang w:val="ar_AE" w:bidi="ar_AE"/>
-        </w:rPr>
-      </w:r>
-      <w:r>
-        <w:rPr>
-          <w:vertAlign w:val="superscript"/>
+    </w:p>
+    <w:p>
+      <w:pPr>
+        <w:bidi/>
+      </w:pPr>
+      <w:r>
+        <w:rPr>
+          <w:rtl/>
+          <w:cs/>
+          <w:lang w:val="ar_AE" w:bidi="ar_AE"/>
+        </w:rPr>
+      </w:r>
+      <w:r>
+        <w:rPr>
+          <w:vertAlign w:val="superscript"/>
+          <w:rtl/>
+          <w:cs/>
           <w:lang w:val="ar_AE" w:bidi="ar_AE"/>
         </w:rPr>
         <w:t>5</w:t>
       </w:r>
       <w:r>
         <w:rPr>
+          <w:rtl/>
+          <w:cs/>
           <w:lang w:val="ar_AE" w:bidi="ar_AE"/>
         </w:rPr>
         <w:t xml:space="preserve"> كَمَا أَنَّ الْمُصَارِعَ لَا يَفُوزُ بِالإِكْلِيلِ إِلَّا إِذَا صَارَعَ بِحَسَبِ الْقَوَانِينِ.</w:t>
       </w:r>
-      <w:r>
-        <w:rPr>
-          <w:lang w:val="ar_AE" w:bidi="ar_AE"/>
-        </w:rPr>
-      </w:r>
-      <w:r>
-        <w:rPr>
-          <w:lang w:val="ar_AE" w:bidi="ar_AE"/>
-        </w:rPr>
-      </w:r>
-    </w:p>
-    <w:p>
-      <w:pPr>
-        <w:bidi/>
-      </w:pPr>
-      <w:r>
-        <w:rPr>
-          <w:lang w:val="ar_AE" w:bidi="ar_AE"/>
-        </w:rPr>
-      </w:r>
-    </w:p>
-    <w:p>
-      <w:pPr>
-        <w:bidi/>
-      </w:pPr>
-      <w:r>
-        <w:rPr>
-          <w:lang w:val="ar_AE" w:bidi="ar_AE"/>
-        </w:rPr>
-      </w:r>
-      <w:r>
-        <w:rPr>
-          <w:vertAlign w:val="superscript"/>
+    </w:p>
+    <w:p>
+      <w:pPr>
+        <w:bidi/>
+      </w:pPr>
+      <w:r>
+        <w:rPr>
+          <w:rtl/>
+          <w:cs/>
+          <w:lang w:val="ar_AE" w:bidi="ar_AE"/>
+        </w:rPr>
+      </w:r>
+      <w:r>
+        <w:rPr>
+          <w:vertAlign w:val="superscript"/>
+          <w:rtl/>
+          <w:cs/>
           <w:lang w:val="ar_AE" w:bidi="ar_AE"/>
         </w:rPr>
         <w:t>6</w:t>
       </w:r>
       <w:r>
         <w:rPr>
+          <w:rtl/>
+          <w:cs/>
           <w:lang w:val="ar_AE" w:bidi="ar_AE"/>
         </w:rPr>
         <w:t xml:space="preserve"> كَذَلِكَ الْفَلَّاحُ الَّذِي يَشْتَغِلُ بِجِدٍّ يَجِبُ أَنْ يَكُونَ أَوَّلَ مَنْ يَنَالُ حِصَّتَهُ مِنَ الْغَلَّةِ.</w:t>
       </w:r>
-      <w:r>
-        <w:rPr>
-          <w:lang w:val="ar_AE" w:bidi="ar_AE"/>
-        </w:rPr>
-      </w:r>
-      <w:r>
-        <w:rPr>
-          <w:lang w:val="ar_AE" w:bidi="ar_AE"/>
-        </w:rPr>
-      </w:r>
-    </w:p>
-    <w:p>
-      <w:pPr>
-        <w:bidi/>
-      </w:pPr>
-      <w:r>
-        <w:rPr>
-          <w:lang w:val="ar_AE" w:bidi="ar_AE"/>
-        </w:rPr>
-      </w:r>
-    </w:p>
-    <w:p>
-      <w:pPr>
-        <w:bidi/>
-      </w:pPr>
-      <w:r>
-        <w:rPr>
-          <w:lang w:val="ar_AE" w:bidi="ar_AE"/>
-        </w:rPr>
-      </w:r>
-      <w:r>
-        <w:rPr>
-          <w:vertAlign w:val="superscript"/>
+    </w:p>
+    <w:p>
+      <w:pPr>
+        <w:bidi/>
+      </w:pPr>
+      <w:r>
+        <w:rPr>
+          <w:rtl/>
+          <w:cs/>
+          <w:lang w:val="ar_AE" w:bidi="ar_AE"/>
+        </w:rPr>
+      </w:r>
+      <w:r>
+        <w:rPr>
+          <w:vertAlign w:val="superscript"/>
+          <w:rtl/>
+          <w:cs/>
           <w:lang w:val="ar_AE" w:bidi="ar_AE"/>
         </w:rPr>
         <w:t>7</w:t>
       </w:r>
       <w:r>
         <w:rPr>
+          <w:rtl/>
+          <w:cs/>
           <w:lang w:val="ar_AE" w:bidi="ar_AE"/>
         </w:rPr>
         <w:t xml:space="preserve"> فَكِّرْ فِي مَا أَقُولُهُ، فَإِنَّ الرَّبَّ سَيَهَبُكَ فَهْماً فِي كُلِّ شَيْءٍ.</w:t>
       </w:r>
-      <w:r>
-        <w:rPr>
-          <w:lang w:val="ar_AE" w:bidi="ar_AE"/>
-        </w:rPr>
-      </w:r>
-      <w:r>
-        <w:rPr>
-          <w:lang w:val="ar_AE" w:bidi="ar_AE"/>
-        </w:rPr>
-      </w:r>
-    </w:p>
-    <w:p>
-      <w:pPr>
-        <w:bidi/>
-      </w:pPr>
-      <w:r>
-        <w:rPr>
-          <w:lang w:val="ar_AE" w:bidi="ar_AE"/>
-        </w:rPr>
-      </w:r>
-    </w:p>
-    <w:p>
-      <w:pPr>
-        <w:bidi/>
-      </w:pPr>
-      <w:r>
-        <w:rPr>
-          <w:lang w:val="ar_AE" w:bidi="ar_AE"/>
-        </w:rPr>
-      </w:r>
-      <w:r>
-        <w:rPr>
-          <w:vertAlign w:val="superscript"/>
+    </w:p>
+    <w:p>
+      <w:pPr>
+        <w:bidi/>
+      </w:pPr>
+      <w:r>
+        <w:rPr>
+          <w:rtl/>
+          <w:cs/>
+          <w:lang w:val="ar_AE" w:bidi="ar_AE"/>
+        </w:rPr>
+      </w:r>
+      <w:r>
+        <w:rPr>
+          <w:vertAlign w:val="superscript"/>
+          <w:rtl/>
+          <w:cs/>
           <w:lang w:val="ar_AE" w:bidi="ar_AE"/>
         </w:rPr>
         <w:t>8</w:t>
       </w:r>
       <w:r>
         <w:rPr>
+          <w:rtl/>
+          <w:cs/>
           <w:lang w:val="ar_AE" w:bidi="ar_AE"/>
         </w:rPr>
         <w:t xml:space="preserve"> اذْكُرْ يَسُوعَ الْمَسِيحَ الَّذِي أُقِيمَ مِنَ الْمَوْتِ، وَهُوَ مِنْ نَسْلِ دَاوُدَ، كَمَا أُعْلِنُهُ فِي الإِنْجِيلِ</w:t>
       </w:r>
-      <w:r>
-        <w:rPr>
-          <w:lang w:val="ar_AE" w:bidi="ar_AE"/>
-        </w:rPr>
-      </w:r>
-      <w:r>
-        <w:rPr>
-          <w:lang w:val="ar_AE" w:bidi="ar_AE"/>
-        </w:rPr>
-      </w:r>
-    </w:p>
-    <w:p>
-      <w:pPr>
-        <w:bidi/>
-      </w:pPr>
-      <w:r>
-        <w:rPr>
-          <w:lang w:val="ar_AE" w:bidi="ar_AE"/>
-        </w:rPr>
-      </w:r>
-    </w:p>
-    <w:p>
-      <w:pPr>
-        <w:bidi/>
-      </w:pPr>
-      <w:r>
-        <w:rPr>
-          <w:lang w:val="ar_AE" w:bidi="ar_AE"/>
-        </w:rPr>
-      </w:r>
-      <w:r>
-        <w:rPr>
-          <w:vertAlign w:val="superscript"/>
+    </w:p>
+    <w:p>
+      <w:pPr>
+        <w:bidi/>
+      </w:pPr>
+      <w:r>
+        <w:rPr>
+          <w:rtl/>
+          <w:cs/>
+          <w:lang w:val="ar_AE" w:bidi="ar_AE"/>
+        </w:rPr>
+      </w:r>
+      <w:r>
+        <w:rPr>
+          <w:vertAlign w:val="superscript"/>
+          <w:rtl/>
+          <w:cs/>
           <w:lang w:val="ar_AE" w:bidi="ar_AE"/>
         </w:rPr>
         <w:t>9</w:t>
       </w:r>
       <w:r>
         <w:rPr>
+          <w:rtl/>
+          <w:cs/>
           <w:lang w:val="ar_AE" w:bidi="ar_AE"/>
         </w:rPr>
         <w:t xml:space="preserve"> الَّذِي لأَجْلِ التَّبْشِيرِ بِهِ أُقَاسِي حَتَّى الْقُيُودَ كَأَنِّي فَاعِلُ شَرٍّ. إِلَّا أَنَّ كَلِمَةَ اللهِ لَا تُكَبِّلُهَا الْقُيُودُ.</w:t>
       </w:r>
-      <w:r>
-        <w:rPr>
-          <w:lang w:val="ar_AE" w:bidi="ar_AE"/>
-        </w:rPr>
-      </w:r>
-      <w:r>
-        <w:rPr>
-          <w:lang w:val="ar_AE" w:bidi="ar_AE"/>
-        </w:rPr>
-      </w:r>
-    </w:p>
-    <w:p>
-      <w:pPr>
-        <w:bidi/>
-      </w:pPr>
-      <w:r>
-        <w:rPr>
-          <w:lang w:val="ar_AE" w:bidi="ar_AE"/>
-        </w:rPr>
-      </w:r>
-    </w:p>
-    <w:p>
-      <w:pPr>
-        <w:bidi/>
-      </w:pPr>
-      <w:r>
-        <w:rPr>
-          <w:lang w:val="ar_AE" w:bidi="ar_AE"/>
-        </w:rPr>
-      </w:r>
-      <w:r>
-        <w:rPr>
-          <w:vertAlign w:val="superscript"/>
+    </w:p>
+    <w:p>
+      <w:pPr>
+        <w:bidi/>
+      </w:pPr>
+      <w:r>
+        <w:rPr>
+          <w:rtl/>
+          <w:cs/>
+          <w:lang w:val="ar_AE" w:bidi="ar_AE"/>
+        </w:rPr>
+      </w:r>
+      <w:r>
+        <w:rPr>
+          <w:vertAlign w:val="superscript"/>
+          <w:rtl/>
+          <w:cs/>
           <w:lang w:val="ar_AE" w:bidi="ar_AE"/>
         </w:rPr>
         <w:t>10</w:t>
       </w:r>
       <w:r>
         <w:rPr>
+          <w:rtl/>
+          <w:cs/>
           <w:lang w:val="ar_AE" w:bidi="ar_AE"/>
         </w:rPr>
         <w:t xml:space="preserve"> لِهَذَا السَّبَبِ أَحْتَمِلُ كُلَّ شَيْءٍ بِصَبْرٍ لأَجْلِ الَّذِينَ اخْتَارَهُمُ اللهُ، لِكَيْ يَحْصُلُوا، هُمْ أَيْضاً، عَلَى الْخَلاصِ الَّذِي فِي الْمَسِيحِ يَسُوعَ مَعَ الْمَجْدِ الأَبَدِيِّ.</w:t>
       </w:r>
-      <w:r>
-        <w:rPr>
-          <w:lang w:val="ar_AE" w:bidi="ar_AE"/>
-        </w:rPr>
-      </w:r>
-      <w:r>
-        <w:rPr>
-          <w:lang w:val="ar_AE" w:bidi="ar_AE"/>
-        </w:rPr>
-      </w:r>
-    </w:p>
-    <w:p>
-      <w:pPr>
-        <w:bidi/>
-      </w:pPr>
-      <w:r>
-        <w:rPr>
-          <w:lang w:val="ar_AE" w:bidi="ar_AE"/>
-        </w:rPr>
-      </w:r>
-    </w:p>
-    <w:p>
-      <w:pPr>
-        <w:bidi/>
-      </w:pPr>
-      <w:r>
-        <w:rPr>
-          <w:lang w:val="ar_AE" w:bidi="ar_AE"/>
-        </w:rPr>
-      </w:r>
-      <w:r>
-        <w:rPr>
-          <w:vertAlign w:val="superscript"/>
+    </w:p>
+    <w:p>
+      <w:pPr>
+        <w:bidi/>
+      </w:pPr>
+      <w:r>
+        <w:rPr>
+          <w:rtl/>
+          <w:cs/>
+          <w:lang w:val="ar_AE" w:bidi="ar_AE"/>
+        </w:rPr>
+      </w:r>
+      <w:r>
+        <w:rPr>
+          <w:vertAlign w:val="superscript"/>
+          <w:rtl/>
+          <w:cs/>
           <w:lang w:val="ar_AE" w:bidi="ar_AE"/>
         </w:rPr>
         <w:t>11</w:t>
       </w:r>
       <w:r>
         <w:rPr>
+          <w:rtl/>
+          <w:cs/>
           <w:lang w:val="ar_AE" w:bidi="ar_AE"/>
         </w:rPr>
         <w:t xml:space="preserve"> وَمَا أَصْدَقَ الْقَوْلَ: «إِنْ كُنَّا قَدْ مُتْنَا مَعَهُ، فَسَوْفَ نَحْيَا أَيْضاً مَعَهُ؛</w:t>
       </w:r>
-      <w:r>
-        <w:rPr>
-          <w:lang w:val="ar_AE" w:bidi="ar_AE"/>
-        </w:rPr>
-      </w:r>
-      <w:r>
-        <w:rPr>
-          <w:lang w:val="ar_AE" w:bidi="ar_AE"/>
-        </w:rPr>
-      </w:r>
-    </w:p>
-    <w:p>
-      <w:pPr>
-        <w:bidi/>
-      </w:pPr>
-      <w:r>
-        <w:rPr>
-          <w:lang w:val="ar_AE" w:bidi="ar_AE"/>
-        </w:rPr>
-      </w:r>
-    </w:p>
-    <w:p>
-      <w:pPr>
-        <w:bidi/>
-      </w:pPr>
-      <w:r>
-        <w:rPr>
-          <w:lang w:val="ar_AE" w:bidi="ar_AE"/>
-        </w:rPr>
-      </w:r>
-      <w:r>
-        <w:rPr>
-          <w:vertAlign w:val="superscript"/>
+    </w:p>
+    <w:p>
+      <w:pPr>
+        <w:bidi/>
+      </w:pPr>
+      <w:r>
+        <w:rPr>
+          <w:rtl/>
+          <w:cs/>
+          <w:lang w:val="ar_AE" w:bidi="ar_AE"/>
+        </w:rPr>
+      </w:r>
+      <w:r>
+        <w:rPr>
+          <w:vertAlign w:val="superscript"/>
+          <w:rtl/>
+          <w:cs/>
           <w:lang w:val="ar_AE" w:bidi="ar_AE"/>
         </w:rPr>
         <w:t>12</w:t>
       </w:r>
       <w:r>
         <w:rPr>
+          <w:rtl/>
+          <w:cs/>
           <w:lang w:val="ar_AE" w:bidi="ar_AE"/>
         </w:rPr>
         <w:t xml:space="preserve"> إِنْ تَحَمَّلْنَا الآلامَ، فَسَوْفَ نَمْلِكُ أَيْضاً مَعَهُ؛ إِنْ أَنْكَرْنَاهُ، فَسَوْفَ يُنْكِرُنَا أَيْضاً؛</w:t>
       </w:r>
-      <w:r>
-        <w:rPr>
-          <w:lang w:val="ar_AE" w:bidi="ar_AE"/>
-        </w:rPr>
-      </w:r>
-      <w:r>
-        <w:rPr>
-          <w:lang w:val="ar_AE" w:bidi="ar_AE"/>
-        </w:rPr>
-      </w:r>
-    </w:p>
-    <w:p>
-      <w:pPr>
-        <w:bidi/>
-      </w:pPr>
-      <w:r>
-        <w:rPr>
-          <w:lang w:val="ar_AE" w:bidi="ar_AE"/>
-        </w:rPr>
-      </w:r>
-    </w:p>
-    <w:p>
-      <w:pPr>
-        <w:bidi/>
-      </w:pPr>
-      <w:r>
-        <w:rPr>
-          <w:lang w:val="ar_AE" w:bidi="ar_AE"/>
-        </w:rPr>
-      </w:r>
-      <w:r>
-        <w:rPr>
-          <w:vertAlign w:val="superscript"/>
+    </w:p>
+    <w:p>
+      <w:pPr>
+        <w:bidi/>
+      </w:pPr>
+      <w:r>
+        <w:rPr>
+          <w:rtl/>
+          <w:cs/>
+          <w:lang w:val="ar_AE" w:bidi="ar_AE"/>
+        </w:rPr>
+      </w:r>
+      <w:r>
+        <w:rPr>
+          <w:vertAlign w:val="superscript"/>
+          <w:rtl/>
+          <w:cs/>
           <w:lang w:val="ar_AE" w:bidi="ar_AE"/>
         </w:rPr>
         <w:t>13</w:t>
       </w:r>
       <w:r>
         <w:rPr>
+          <w:rtl/>
+          <w:cs/>
           <w:lang w:val="ar_AE" w:bidi="ar_AE"/>
         </w:rPr>
         <w:t xml:space="preserve"> إِنْ تَخَلَّيْنَا عَنْ أَمَانَتِنَا، فَهُوَ يَبْقَى عَلَى أَمَانَتِهِ، إِذْ لَا يُمْكِنُ أَنْ يَتَنَكَّرَ لِذَاتِهِ!»</w:t>
       </w:r>
-      <w:r>
-        <w:rPr>
-          <w:lang w:val="ar_AE" w:bidi="ar_AE"/>
-        </w:rPr>
-      </w:r>
-      <w:r>
-        <w:rPr>
-          <w:lang w:val="ar_AE" w:bidi="ar_AE"/>
-        </w:rPr>
-      </w:r>
-    </w:p>
-    <w:p>
-      <w:pPr>
-        <w:bidi/>
-      </w:pPr>
-      <w:r>
-        <w:rPr>
-          <w:lang w:val="ar_AE" w:bidi="ar_AE"/>
-        </w:rPr>
-      </w:r>
-    </w:p>
-    <w:p>
-      <w:pPr>
-        <w:bidi/>
-      </w:pPr>
-      <w:r>
-        <w:rPr>
-          <w:lang w:val="ar_AE" w:bidi="ar_AE"/>
-        </w:rPr>
-      </w:r>
-      <w:r>
-        <w:rPr>
-          <w:vertAlign w:val="superscript"/>
+    </w:p>
+    <w:p>
+      <w:pPr>
+        <w:bidi/>
+      </w:pPr>
+      <w:r>
+        <w:rPr>
+          <w:rtl/>
+          <w:cs/>
+          <w:lang w:val="ar_AE" w:bidi="ar_AE"/>
+        </w:rPr>
+      </w:r>
+      <w:r>
+        <w:rPr>
+          <w:vertAlign w:val="superscript"/>
+          <w:rtl/>
+          <w:cs/>
           <w:lang w:val="ar_AE" w:bidi="ar_AE"/>
         </w:rPr>
         <w:t>14</w:t>
       </w:r>
       <w:r>
         <w:rPr>
+          <w:rtl/>
+          <w:cs/>
           <w:lang w:val="ar_AE" w:bidi="ar_AE"/>
         </w:rPr>
         <w:t xml:space="preserve"> بِهذِهِ الأُمُورِ ذَكِّرْ، شَاهِداً فِي حَضْرَةِ اللهِ أَنْ لَا تَنْشَأَ الْمُجَادَلاتُ الْكَلامِيَّةُ، وَهِيَ لَا تَنْفَعُ شَيْئاً، غَيْرَ تَخْرِيبِ سَامِعِيهَا.</w:t>
       </w:r>
-      <w:r>
-        <w:rPr>
-          <w:lang w:val="ar_AE" w:bidi="ar_AE"/>
-        </w:rPr>
-      </w:r>
-      <w:r>
-        <w:rPr>
-          <w:lang w:val="ar_AE" w:bidi="ar_AE"/>
-        </w:rPr>
-      </w:r>
-    </w:p>
-    <w:p>
-      <w:pPr>
-        <w:bidi/>
-      </w:pPr>
-      <w:r>
-        <w:rPr>
-          <w:lang w:val="ar_AE" w:bidi="ar_AE"/>
-        </w:rPr>
-      </w:r>
-    </w:p>
-    <w:p>
-      <w:pPr>
-        <w:bidi/>
-      </w:pPr>
-      <w:r>
-        <w:rPr>
-          <w:lang w:val="ar_AE" w:bidi="ar_AE"/>
-        </w:rPr>
-      </w:r>
-      <w:r>
-        <w:rPr>
-          <w:vertAlign w:val="superscript"/>
+    </w:p>
+    <w:p>
+      <w:pPr>
+        <w:bidi/>
+      </w:pPr>
+      <w:r>
+        <w:rPr>
+          <w:rtl/>
+          <w:cs/>
+          <w:lang w:val="ar_AE" w:bidi="ar_AE"/>
+        </w:rPr>
+      </w:r>
+      <w:r>
+        <w:rPr>
+          <w:vertAlign w:val="superscript"/>
+          <w:rtl/>
+          <w:cs/>
           <w:lang w:val="ar_AE" w:bidi="ar_AE"/>
         </w:rPr>
         <w:t>15</w:t>
       </w:r>
       <w:r>
         <w:rPr>
+          <w:rtl/>
+          <w:cs/>
           <w:lang w:val="ar_AE" w:bidi="ar_AE"/>
         </w:rPr>
         <w:t xml:space="preserve"> اجْتَهِدْ أَنْ تُقَدِّمَ نَفْسَكَ لِلهِ فَائِزاً فِي الامْتِحَانِ، عَامِلاً لَيْسَ عَلَيْهِ مَا يَدْعُو لِلْخَجَلِ، مُفَصِّلاً كَلِمَةَ الْحَقِّ بِاسْتِقَامَةٍ.</w:t>
       </w:r>
-      <w:r>
-        <w:rPr>
-          <w:lang w:val="ar_AE" w:bidi="ar_AE"/>
-        </w:rPr>
-      </w:r>
-      <w:r>
-        <w:rPr>
-          <w:lang w:val="ar_AE" w:bidi="ar_AE"/>
-        </w:rPr>
-      </w:r>
-    </w:p>
-    <w:p>
-      <w:pPr>
-        <w:bidi/>
-      </w:pPr>
-      <w:r>
-        <w:rPr>
-          <w:lang w:val="ar_AE" w:bidi="ar_AE"/>
-        </w:rPr>
-      </w:r>
-    </w:p>
-    <w:p>
-      <w:pPr>
-        <w:bidi/>
-      </w:pPr>
-      <w:r>
-        <w:rPr>
-          <w:lang w:val="ar_AE" w:bidi="ar_AE"/>
-        </w:rPr>
-      </w:r>
-      <w:r>
-        <w:rPr>
-          <w:vertAlign w:val="superscript"/>
+    </w:p>
+    <w:p>
+      <w:pPr>
+        <w:bidi/>
+      </w:pPr>
+      <w:r>
+        <w:rPr>
+          <w:rtl/>
+          <w:cs/>
+          <w:lang w:val="ar_AE" w:bidi="ar_AE"/>
+        </w:rPr>
+      </w:r>
+      <w:r>
+        <w:rPr>
+          <w:vertAlign w:val="superscript"/>
+          <w:rtl/>
+          <w:cs/>
           <w:lang w:val="ar_AE" w:bidi="ar_AE"/>
         </w:rPr>
         <w:t>16</w:t>
       </w:r>
       <w:r>
         <w:rPr>
+          <w:rtl/>
+          <w:cs/>
           <w:lang w:val="ar_AE" w:bidi="ar_AE"/>
         </w:rPr>
         <w:t xml:space="preserve"> أَمَّا الأَحَادِيثُ الْبَاطِلَةُ الدَّنِسَةُ، فَتَجَنَّبْهَا؛ فَإِنَّ الْمُنْصَرِفِينَ إِلَيْهَا يَتَقَدَّمُونَ إِلَى فُجُورٍ أَفْظَعَ،</w:t>
       </w:r>
-      <w:r>
-        <w:rPr>
-          <w:lang w:val="ar_AE" w:bidi="ar_AE"/>
-        </w:rPr>
-      </w:r>
-      <w:r>
-        <w:rPr>
-          <w:lang w:val="ar_AE" w:bidi="ar_AE"/>
-        </w:rPr>
-      </w:r>
-    </w:p>
-    <w:p>
-      <w:pPr>
-        <w:bidi/>
-      </w:pPr>
-      <w:r>
-        <w:rPr>
-          <w:lang w:val="ar_AE" w:bidi="ar_AE"/>
-        </w:rPr>
-      </w:r>
-    </w:p>
-    <w:p>
-      <w:pPr>
-        <w:bidi/>
-      </w:pPr>
-      <w:r>
-        <w:rPr>
-          <w:lang w:val="ar_AE" w:bidi="ar_AE"/>
-        </w:rPr>
-      </w:r>
-      <w:r>
-        <w:rPr>
-          <w:vertAlign w:val="superscript"/>
+    </w:p>
+    <w:p>
+      <w:pPr>
+        <w:bidi/>
+      </w:pPr>
+      <w:r>
+        <w:rPr>
+          <w:rtl/>
+          <w:cs/>
+          <w:lang w:val="ar_AE" w:bidi="ar_AE"/>
+        </w:rPr>
+      </w:r>
+      <w:r>
+        <w:rPr>
+          <w:vertAlign w:val="superscript"/>
+          <w:rtl/>
+          <w:cs/>
           <w:lang w:val="ar_AE" w:bidi="ar_AE"/>
         </w:rPr>
         <w:t>17</w:t>
       </w:r>
       <w:r>
         <w:rPr>
+          <w:rtl/>
+          <w:cs/>
           <w:lang w:val="ar_AE" w:bidi="ar_AE"/>
         </w:rPr>
         <w:t xml:space="preserve"> وَكَلامُهُمْ يَنْهَشُ كَالآكِلَةِ، وَمِنْهُمْ هِيمِنَايُوسُ وَفِيلِيتُوسُ،</w:t>
       </w:r>
-      <w:r>
-        <w:rPr>
-          <w:lang w:val="ar_AE" w:bidi="ar_AE"/>
-        </w:rPr>
-      </w:r>
-      <w:r>
-        <w:rPr>
-          <w:lang w:val="ar_AE" w:bidi="ar_AE"/>
-        </w:rPr>
-      </w:r>
-    </w:p>
-    <w:p>
-      <w:pPr>
-        <w:bidi/>
-      </w:pPr>
-      <w:r>
-        <w:rPr>
-          <w:lang w:val="ar_AE" w:bidi="ar_AE"/>
-        </w:rPr>
-      </w:r>
-    </w:p>
-    <w:p>
-      <w:pPr>
-        <w:bidi/>
-      </w:pPr>
-      <w:r>
-        <w:rPr>
-          <w:lang w:val="ar_AE" w:bidi="ar_AE"/>
-        </w:rPr>
-      </w:r>
-      <w:r>
-        <w:rPr>
-          <w:vertAlign w:val="superscript"/>
+    </w:p>
+    <w:p>
+      <w:pPr>
+        <w:bidi/>
+      </w:pPr>
+      <w:r>
+        <w:rPr>
+          <w:rtl/>
+          <w:cs/>
+          <w:lang w:val="ar_AE" w:bidi="ar_AE"/>
+        </w:rPr>
+      </w:r>
+      <w:r>
+        <w:rPr>
+          <w:vertAlign w:val="superscript"/>
+          <w:rtl/>
+          <w:cs/>
           <w:lang w:val="ar_AE" w:bidi="ar_AE"/>
         </w:rPr>
         <w:t>18</w:t>
       </w:r>
       <w:r>
         <w:rPr>
+          <w:rtl/>
+          <w:cs/>
           <w:lang w:val="ar_AE" w:bidi="ar_AE"/>
         </w:rPr>
         <w:t xml:space="preserve"> اللَّذَانِ زَاغَا عَنِ الْحَقِّ؛ إِذْ يَزْعُمَانِ أَنَّ الْقِيَامَةَ قَدْ حَدَثَتْ، وَيَهْدِمَانِ إِيمَانَ بَعْضِ النَّاسِ.</w:t>
       </w:r>
-      <w:r>
-        <w:rPr>
-          <w:lang w:val="ar_AE" w:bidi="ar_AE"/>
-        </w:rPr>
-      </w:r>
-      <w:r>
-        <w:rPr>
-          <w:lang w:val="ar_AE" w:bidi="ar_AE"/>
-        </w:rPr>
-      </w:r>
-    </w:p>
-    <w:p>
-      <w:pPr>
-        <w:bidi/>
-      </w:pPr>
-      <w:r>
-        <w:rPr>
-          <w:lang w:val="ar_AE" w:bidi="ar_AE"/>
-        </w:rPr>
-      </w:r>
-    </w:p>
-    <w:p>
-      <w:pPr>
-        <w:bidi/>
-      </w:pPr>
-      <w:r>
-        <w:rPr>
-          <w:lang w:val="ar_AE" w:bidi="ar_AE"/>
-        </w:rPr>
-      </w:r>
-      <w:r>
-        <w:rPr>
-          <w:vertAlign w:val="superscript"/>
+    </w:p>
+    <w:p>
+      <w:pPr>
+        <w:bidi/>
+      </w:pPr>
+      <w:r>
+        <w:rPr>
+          <w:rtl/>
+          <w:cs/>
+          <w:lang w:val="ar_AE" w:bidi="ar_AE"/>
+        </w:rPr>
+      </w:r>
+      <w:r>
+        <w:rPr>
+          <w:vertAlign w:val="superscript"/>
+          <w:rtl/>
+          <w:cs/>
           <w:lang w:val="ar_AE" w:bidi="ar_AE"/>
         </w:rPr>
         <w:t>19</w:t>
       </w:r>
       <w:r>
         <w:rPr>
+          <w:rtl/>
+          <w:cs/>
           <w:lang w:val="ar_AE" w:bidi="ar_AE"/>
         </w:rPr>
         <w:t xml:space="preserve"> إِلَّا أَنَّ الأَسَاسَ الرَّاسِخَ الَّذِي وَضَعَهُ اللهُ يَظَلُّ ثَابِتاً، وَعَلَيْهِ هَذَا الْخَتْمُ: «الرَّبُّ يَعْرِفُ خَاصَّتَهُ»، وَأَيْضاً: «لِيَنْفَصِلْ عَنِ الإِثْمِ كُلُّ مَنْ يُسَمِّي اسْمَ الرَّبِّ!»</w:t>
       </w:r>
-      <w:r>
-        <w:rPr>
-          <w:lang w:val="ar_AE" w:bidi="ar_AE"/>
-        </w:rPr>
-      </w:r>
-      <w:r>
-        <w:rPr>
-          <w:lang w:val="ar_AE" w:bidi="ar_AE"/>
-        </w:rPr>
-      </w:r>
-    </w:p>
-    <w:p>
-      <w:pPr>
-        <w:bidi/>
-      </w:pPr>
-      <w:r>
-        <w:rPr>
-          <w:lang w:val="ar_AE" w:bidi="ar_AE"/>
-        </w:rPr>
-      </w:r>
-    </w:p>
-    <w:p>
-      <w:pPr>
-        <w:bidi/>
-      </w:pPr>
-      <w:r>
-        <w:rPr>
-          <w:lang w:val="ar_AE" w:bidi="ar_AE"/>
-        </w:rPr>
-      </w:r>
-      <w:r>
-        <w:rPr>
-          <w:vertAlign w:val="superscript"/>
+    </w:p>
+    <w:p>
+      <w:pPr>
+        <w:bidi/>
+      </w:pPr>
+      <w:r>
+        <w:rPr>
+          <w:rtl/>
+          <w:cs/>
+          <w:lang w:val="ar_AE" w:bidi="ar_AE"/>
+        </w:rPr>
+      </w:r>
+      <w:r>
+        <w:rPr>
+          <w:vertAlign w:val="superscript"/>
+          <w:rtl/>
+          <w:cs/>
           <w:lang w:val="ar_AE" w:bidi="ar_AE"/>
         </w:rPr>
         <w:t>20</w:t>
       </w:r>
       <w:r>
         <w:rPr>
+          <w:rtl/>
+          <w:cs/>
           <w:lang w:val="ar_AE" w:bidi="ar_AE"/>
         </w:rPr>
         <w:t xml:space="preserve"> وَإِنَّمَا، فِي بَيْتٍ كَبِيرٍ، لَا تَكُونُ الأَوَانِي كُلُّهَا مِنَ الذَّهَبِ وَالْفِضَّةِ وَحَسْبُ، بَلْ يَكُونُ بَعْضُهَا مِنَ الْخَشَبِ وَالْفَخَّارِ أَيْضاً. كَمَا يَكُونُ بَعْضُهَا لِلاسْتِعْمَالِ الرَّفِيعِ، وَبَعْضُهَا لِلاسْتِعْمَالِ الْوَضِيعِ.</w:t>
       </w:r>
-      <w:r>
-        <w:rPr>
-          <w:lang w:val="ar_AE" w:bidi="ar_AE"/>
-        </w:rPr>
-      </w:r>
-      <w:r>
-        <w:rPr>
-          <w:lang w:val="ar_AE" w:bidi="ar_AE"/>
-        </w:rPr>
-      </w:r>
-    </w:p>
-    <w:p>
-      <w:pPr>
-        <w:bidi/>
-      </w:pPr>
-      <w:r>
-        <w:rPr>
-          <w:lang w:val="ar_AE" w:bidi="ar_AE"/>
-        </w:rPr>
-      </w:r>
-    </w:p>
-    <w:p>
-      <w:pPr>
-        <w:bidi/>
-      </w:pPr>
-      <w:r>
-        <w:rPr>
-          <w:lang w:val="ar_AE" w:bidi="ar_AE"/>
-        </w:rPr>
-      </w:r>
-      <w:r>
-        <w:rPr>
-          <w:vertAlign w:val="superscript"/>
+    </w:p>
+    <w:p>
+      <w:pPr>
+        <w:bidi/>
+      </w:pPr>
+      <w:r>
+        <w:rPr>
+          <w:rtl/>
+          <w:cs/>
+          <w:lang w:val="ar_AE" w:bidi="ar_AE"/>
+        </w:rPr>
+      </w:r>
+      <w:r>
+        <w:rPr>
+          <w:vertAlign w:val="superscript"/>
+          <w:rtl/>
+          <w:cs/>
           <w:lang w:val="ar_AE" w:bidi="ar_AE"/>
         </w:rPr>
         <w:t>21</w:t>
       </w:r>
       <w:r>
         <w:rPr>
+          <w:rtl/>
+          <w:cs/>
           <w:lang w:val="ar_AE" w:bidi="ar_AE"/>
         </w:rPr>
         <w:t xml:space="preserve"> إِذَن، الَّذِي يَنْفَصِلُ عَنْ هَذِهِ الأَخِيرَةِ، مُطَهِّراً نَفْسَهُ، يَكُونُ إِنَاءً لِلاسْتِعْمَالِ الرَّفِيعِ، مُقَدَّساً، نَافِعاً لِرَّبِّ الْبَيْتِ، مُتَأَهِّباً لِكُلِّ عَمَلٍ صَالِحٍ.</w:t>
       </w:r>
-      <w:r>
-        <w:rPr>
-          <w:lang w:val="ar_AE" w:bidi="ar_AE"/>
-        </w:rPr>
-      </w:r>
-      <w:r>
-        <w:rPr>
-          <w:lang w:val="ar_AE" w:bidi="ar_AE"/>
-        </w:rPr>
-      </w:r>
-    </w:p>
-    <w:p>
-      <w:pPr>
-        <w:bidi/>
-      </w:pPr>
-      <w:r>
-        <w:rPr>
-          <w:lang w:val="ar_AE" w:bidi="ar_AE"/>
-        </w:rPr>
-      </w:r>
-    </w:p>
-    <w:p>
-      <w:pPr>
-        <w:bidi/>
-      </w:pPr>
-      <w:r>
-        <w:rPr>
-          <w:lang w:val="ar_AE" w:bidi="ar_AE"/>
-        </w:rPr>
-      </w:r>
-      <w:r>
-        <w:rPr>
-          <w:vertAlign w:val="superscript"/>
+    </w:p>
+    <w:p>
+      <w:pPr>
+        <w:bidi/>
+      </w:pPr>
+      <w:r>
+        <w:rPr>
+          <w:rtl/>
+          <w:cs/>
+          <w:lang w:val="ar_AE" w:bidi="ar_AE"/>
+        </w:rPr>
+      </w:r>
+      <w:r>
+        <w:rPr>
+          <w:vertAlign w:val="superscript"/>
+          <w:rtl/>
+          <w:cs/>
           <w:lang w:val="ar_AE" w:bidi="ar_AE"/>
         </w:rPr>
         <w:t>22</w:t>
       </w:r>
       <w:r>
         <w:rPr>
+          <w:rtl/>
+          <w:cs/>
           <w:lang w:val="ar_AE" w:bidi="ar_AE"/>
         </w:rPr>
         <w:t xml:space="preserve"> إِنَّمَا اهْرُبْ مِنَ الشَّهَوَاتِ الشَّبَابِيَّةِ، وَاسْعَ وَرَاءَ الْبِرِّ وَالإِيمَانِ وَالْمَحَبَّةِ وَالسَّلامِ، مُشَارِكاً الَّذِينَ يَدْعُونَ الرَّبَّ مِنْ قَلْبٍ نَقِيٍّ.</w:t>
       </w:r>
-      <w:r>
-        <w:rPr>
-          <w:lang w:val="ar_AE" w:bidi="ar_AE"/>
-        </w:rPr>
-      </w:r>
-      <w:r>
-        <w:rPr>
-          <w:lang w:val="ar_AE" w:bidi="ar_AE"/>
-        </w:rPr>
-      </w:r>
-    </w:p>
-    <w:p>
-      <w:pPr>
-        <w:bidi/>
-      </w:pPr>
-      <w:r>
-        <w:rPr>
-          <w:lang w:val="ar_AE" w:bidi="ar_AE"/>
-        </w:rPr>
-      </w:r>
-    </w:p>
-    <w:p>
-      <w:pPr>
-        <w:bidi/>
-      </w:pPr>
-      <w:r>
-        <w:rPr>
-          <w:lang w:val="ar_AE" w:bidi="ar_AE"/>
-        </w:rPr>
-      </w:r>
-      <w:r>
-        <w:rPr>
-          <w:vertAlign w:val="superscript"/>
+    </w:p>
+    <w:p>
+      <w:pPr>
+        <w:bidi/>
+      </w:pPr>
+      <w:r>
+        <w:rPr>
+          <w:rtl/>
+          <w:cs/>
+          <w:lang w:val="ar_AE" w:bidi="ar_AE"/>
+        </w:rPr>
+      </w:r>
+      <w:r>
+        <w:rPr>
+          <w:vertAlign w:val="superscript"/>
+          <w:rtl/>
+          <w:cs/>
           <w:lang w:val="ar_AE" w:bidi="ar_AE"/>
         </w:rPr>
         <w:t>23</w:t>
       </w:r>
       <w:r>
         <w:rPr>
+          <w:rtl/>
+          <w:cs/>
           <w:lang w:val="ar_AE" w:bidi="ar_AE"/>
         </w:rPr>
         <w:t xml:space="preserve"> أَمَّا الْمُجَادَلاتُ الْغَبِيَّةُ الْحَمْقَاءُ، فَتَجَنَّبْهَا، عَالِماً أَنَّهَا تُوَلِّدُ الْمُشَاجَرَاتِ.</w:t>
       </w:r>
-      <w:r>
-        <w:rPr>
-          <w:lang w:val="ar_AE" w:bidi="ar_AE"/>
-        </w:rPr>
-      </w:r>
-      <w:r>
-        <w:rPr>
-          <w:lang w:val="ar_AE" w:bidi="ar_AE"/>
-        </w:rPr>
-      </w:r>
-    </w:p>
-    <w:p>
-      <w:pPr>
-        <w:bidi/>
-      </w:pPr>
-      <w:r>
-        <w:rPr>
-          <w:lang w:val="ar_AE" w:bidi="ar_AE"/>
-        </w:rPr>
-      </w:r>
-    </w:p>
-    <w:p>
-      <w:pPr>
-        <w:bidi/>
-      </w:pPr>
-      <w:r>
-        <w:rPr>
-          <w:lang w:val="ar_AE" w:bidi="ar_AE"/>
-        </w:rPr>
-      </w:r>
-      <w:r>
-        <w:rPr>
-          <w:vertAlign w:val="superscript"/>
+    </w:p>
+    <w:p>
+      <w:pPr>
+        <w:bidi/>
+      </w:pPr>
+      <w:r>
+        <w:rPr>
+          <w:rtl/>
+          <w:cs/>
+          <w:lang w:val="ar_AE" w:bidi="ar_AE"/>
+        </w:rPr>
+      </w:r>
+      <w:r>
+        <w:rPr>
+          <w:vertAlign w:val="superscript"/>
+          <w:rtl/>
+          <w:cs/>
           <w:lang w:val="ar_AE" w:bidi="ar_AE"/>
         </w:rPr>
         <w:t>24</w:t>
       </w:r>
       <w:r>
         <w:rPr>
+          <w:rtl/>
+          <w:cs/>
           <w:lang w:val="ar_AE" w:bidi="ar_AE"/>
         </w:rPr>
         <w:t xml:space="preserve"> وَعَبْدُ الرَّبِّ يَجِبُ أَلَّا يَتَشَاجَرَ، بَلْ أَنْ يَكُونَ مُتَرَفِّقاً تُجَاهَ الْجَمِيعِ، قَادِراً عَلَى التَّعْلِيمِ، يَتَحَمَّلُ الْمَشَقَّاتِ بِصَبْرٍ،</w:t>
       </w:r>
-      <w:r>
-        <w:rPr>
-          <w:lang w:val="ar_AE" w:bidi="ar_AE"/>
-        </w:rPr>
-      </w:r>
-      <w:r>
-        <w:rPr>
-          <w:lang w:val="ar_AE" w:bidi="ar_AE"/>
-        </w:rPr>
-      </w:r>
-    </w:p>
-    <w:p>
-      <w:pPr>
-        <w:bidi/>
-      </w:pPr>
-      <w:r>
-        <w:rPr>
-          <w:lang w:val="ar_AE" w:bidi="ar_AE"/>
-        </w:rPr>
-      </w:r>
-    </w:p>
-    <w:p>
-      <w:pPr>
-        <w:bidi/>
-      </w:pPr>
-      <w:r>
-        <w:rPr>
-          <w:lang w:val="ar_AE" w:bidi="ar_AE"/>
-        </w:rPr>
-      </w:r>
-      <w:r>
-        <w:rPr>
-          <w:vertAlign w:val="superscript"/>
+    </w:p>
+    <w:p>
+      <w:pPr>
+        <w:bidi/>
+      </w:pPr>
+      <w:r>
+        <w:rPr>
+          <w:rtl/>
+          <w:cs/>
+          <w:lang w:val="ar_AE" w:bidi="ar_AE"/>
+        </w:rPr>
+      </w:r>
+      <w:r>
+        <w:rPr>
+          <w:vertAlign w:val="superscript"/>
+          <w:rtl/>
+          <w:cs/>
           <w:lang w:val="ar_AE" w:bidi="ar_AE"/>
         </w:rPr>
         <w:t>25</w:t>
       </w:r>
       <w:r>
         <w:rPr>
+          <w:rtl/>
+          <w:cs/>
           <w:lang w:val="ar_AE" w:bidi="ar_AE"/>
         </w:rPr>
         <w:t xml:space="preserve"> وَيُصَحِّحُ بِالْوَدَاعَةِ الْمُقَاوِمِينَ، عَسَى أَنْ يَمْنَحَهُمُ اللهُ التَّوْبَةَ، فَيَعْرِفُوا الْحَقَّ بِالتَّمَامِ،</w:t>
       </w:r>
-      <w:r>
-        <w:rPr>
-          <w:lang w:val="ar_AE" w:bidi="ar_AE"/>
-        </w:rPr>
-      </w:r>
-      <w:r>
-        <w:rPr>
-          <w:lang w:val="ar_AE" w:bidi="ar_AE"/>
-        </w:rPr>
-      </w:r>
-    </w:p>
-    <w:p>
-      <w:pPr>
-        <w:bidi/>
-      </w:pPr>
-      <w:r>
-        <w:rPr>
-          <w:lang w:val="ar_AE" w:bidi="ar_AE"/>
-        </w:rPr>
-      </w:r>
-    </w:p>
-    <w:p>
-      <w:pPr>
-        <w:bidi/>
-      </w:pPr>
-      <w:r>
-        <w:rPr>
-          <w:lang w:val="ar_AE" w:bidi="ar_AE"/>
-        </w:rPr>
-      </w:r>
-      <w:r>
-        <w:rPr>
-          <w:vertAlign w:val="superscript"/>
+    </w:p>
+    <w:p>
+      <w:pPr>
+        <w:bidi/>
+      </w:pPr>
+      <w:r>
+        <w:rPr>
+          <w:rtl/>
+          <w:cs/>
+          <w:lang w:val="ar_AE" w:bidi="ar_AE"/>
+        </w:rPr>
+      </w:r>
+      <w:r>
+        <w:rPr>
+          <w:vertAlign w:val="superscript"/>
+          <w:rtl/>
+          <w:cs/>
           <w:lang w:val="ar_AE" w:bidi="ar_AE"/>
         </w:rPr>
         <w:t>26</w:t>
       </w:r>
       <w:r>
         <w:rPr>
+          <w:rtl/>
+          <w:cs/>
           <w:lang w:val="ar_AE" w:bidi="ar_AE"/>
         </w:rPr>
         <w:t xml:space="preserve"> فَيَعُودُوا إِلَى الصَّوَابِ نَاجِينَ مِنْ فَخِّ إِبْلِيسَ الَّذِي أَطْبَقَ عَلَيْهِمْ، لِيَعْمَلُوا إِرَادَتَهُ.</w:t>
       </w:r>
-      <w:r>
-        <w:rPr>
-          <w:lang w:val="ar_AE" w:bidi="ar_AE"/>
-        </w:rPr>
-      </w:r>
-      <w:r>
-        <w:rPr>
-          <w:lang w:val="ar_AE" w:bidi="ar_AE"/>
-        </w:rPr>
-      </w:r>
-    </w:p>
-    <w:p>
-      <w:pPr>
-        <w:bidi/>
-      </w:pPr>
-      <w:r>
-        <w:rPr>
-          <w:lang w:val="ar_AE" w:bidi="ar_AE"/>
-        </w:rPr>
-      </w:r>
     </w:p>
     <w:p>
       <w:pPr>
@@ -2167,746 +1554,512 @@
       </w:pPr>
       <w:r>
         <w:rPr>
-          <w:lang w:val="ar_AE" w:bidi="ar_AE"/>
-        </w:rPr>
-        <w:t>2 Timothy 3:1</w:t>
-      </w:r>
-      <w:r>
-        <w:rPr>
-          <w:lang w:val="ar_AE" w:bidi="ar_AE"/>
-        </w:rPr>
-      </w:r>
-    </w:p>
-    <w:p>
-      <w:pPr>
-        <w:bidi/>
-      </w:pPr>
-      <w:r>
-        <w:rPr>
-          <w:lang w:val="ar_AE" w:bidi="ar_AE"/>
-        </w:rPr>
-      </w:r>
-      <w:r>
-        <w:rPr>
-          <w:vertAlign w:val="superscript"/>
+          <w:rtl/>
+          <w:cs/>
+          <w:lang w:val="ar_AE" w:bidi="ar_AE"/>
+        </w:rPr>
+        <w:t>تيموثاوس الثانية 3:1</w:t>
+      </w:r>
+      <w:r>
+        <w:rPr>
+          <w:rtl/>
+          <w:cs/>
+          <w:lang w:val="ar_AE" w:bidi="ar_AE"/>
+        </w:rPr>
+      </w:r>
+    </w:p>
+    <w:p>
+      <w:pPr>
+        <w:bidi/>
+      </w:pPr>
+      <w:r>
+        <w:rPr>
+          <w:rtl/>
+          <w:cs/>
+          <w:lang w:val="ar_AE" w:bidi="ar_AE"/>
+        </w:rPr>
+      </w:r>
+      <w:r>
+        <w:rPr>
+          <w:vertAlign w:val="superscript"/>
+          <w:rtl/>
+          <w:cs/>
           <w:lang w:val="ar_AE" w:bidi="ar_AE"/>
         </w:rPr>
         <w:t>1</w:t>
       </w:r>
       <w:r>
         <w:rPr>
+          <w:rtl/>
+          <w:cs/>
           <w:lang w:val="ar_AE" w:bidi="ar_AE"/>
         </w:rPr>
         <w:t xml:space="preserve"> وَاعْلَمْ هَذَا الأَمْرَ: أَنَّ أَزْمِنَةً صَعْبَةً سَتَعُمُّ فِي الأَيَّامِ الأَخِيرَةِ؛</w:t>
       </w:r>
-      <w:r>
-        <w:rPr>
-          <w:lang w:val="ar_AE" w:bidi="ar_AE"/>
-        </w:rPr>
-      </w:r>
-      <w:r>
-        <w:rPr>
-          <w:lang w:val="ar_AE" w:bidi="ar_AE"/>
-        </w:rPr>
-      </w:r>
-    </w:p>
-    <w:p>
-      <w:pPr>
-        <w:bidi/>
-      </w:pPr>
-      <w:r>
-        <w:rPr>
-          <w:lang w:val="ar_AE" w:bidi="ar_AE"/>
-        </w:rPr>
-      </w:r>
-    </w:p>
-    <w:p>
-      <w:pPr>
-        <w:bidi/>
-      </w:pPr>
-      <w:r>
-        <w:rPr>
-          <w:lang w:val="ar_AE" w:bidi="ar_AE"/>
-        </w:rPr>
-      </w:r>
-      <w:r>
-        <w:rPr>
-          <w:vertAlign w:val="superscript"/>
+    </w:p>
+    <w:p>
+      <w:pPr>
+        <w:bidi/>
+      </w:pPr>
+      <w:r>
+        <w:rPr>
+          <w:rtl/>
+          <w:cs/>
+          <w:lang w:val="ar_AE" w:bidi="ar_AE"/>
+        </w:rPr>
+      </w:r>
+      <w:r>
+        <w:rPr>
+          <w:vertAlign w:val="superscript"/>
+          <w:rtl/>
+          <w:cs/>
           <w:lang w:val="ar_AE" w:bidi="ar_AE"/>
         </w:rPr>
         <w:t>2</w:t>
       </w:r>
       <w:r>
         <w:rPr>
+          <w:rtl/>
+          <w:cs/>
           <w:lang w:val="ar_AE" w:bidi="ar_AE"/>
         </w:rPr>
         <w:t xml:space="preserve"> إِذْ يَكُونُ النَّاسُ مُحِبِّينَ لأَنْفُسِهِمْ، مُحِبِّينَ لِلْمَالِ، مُتَكَبِّرِينَ، مُبَاهِينَ بِأَنْفُسِهِمْ، شَتَّامِينَ، غَيْرَ مُطِيعِينَ لِوَالِدِيهِمْ، نَاكِرِينَ لِلْجَمِيلِ، دَنِسِينَ،</w:t>
       </w:r>
-      <w:r>
-        <w:rPr>
-          <w:lang w:val="ar_AE" w:bidi="ar_AE"/>
-        </w:rPr>
-      </w:r>
-      <w:r>
-        <w:rPr>
-          <w:lang w:val="ar_AE" w:bidi="ar_AE"/>
-        </w:rPr>
-      </w:r>
-    </w:p>
-    <w:p>
-      <w:pPr>
-        <w:bidi/>
-      </w:pPr>
-      <w:r>
-        <w:rPr>
-          <w:lang w:val="ar_AE" w:bidi="ar_AE"/>
-        </w:rPr>
-      </w:r>
-    </w:p>
-    <w:p>
-      <w:pPr>
-        <w:bidi/>
-      </w:pPr>
-      <w:r>
-        <w:rPr>
-          <w:lang w:val="ar_AE" w:bidi="ar_AE"/>
-        </w:rPr>
-      </w:r>
-      <w:r>
-        <w:rPr>
-          <w:vertAlign w:val="superscript"/>
+    </w:p>
+    <w:p>
+      <w:pPr>
+        <w:bidi/>
+      </w:pPr>
+      <w:r>
+        <w:rPr>
+          <w:rtl/>
+          <w:cs/>
+          <w:lang w:val="ar_AE" w:bidi="ar_AE"/>
+        </w:rPr>
+      </w:r>
+      <w:r>
+        <w:rPr>
+          <w:vertAlign w:val="superscript"/>
+          <w:rtl/>
+          <w:cs/>
           <w:lang w:val="ar_AE" w:bidi="ar_AE"/>
         </w:rPr>
         <w:t>3</w:t>
       </w:r>
       <w:r>
         <w:rPr>
+          <w:rtl/>
+          <w:cs/>
           <w:lang w:val="ar_AE" w:bidi="ar_AE"/>
         </w:rPr>
         <w:t xml:space="preserve"> مُتَحَجِّرِي الْعَوَاطِفِ، غَيْرَ صَفُوحِينَ، نَمَّامِينَ، جَامِحِي الأَهْوَاءِ، شَرِسِينَ غَيْرَ مُحِبِّينَ لِلصَّلاحِ،</w:t>
       </w:r>
-      <w:r>
-        <w:rPr>
-          <w:lang w:val="ar_AE" w:bidi="ar_AE"/>
-        </w:rPr>
-      </w:r>
-      <w:r>
-        <w:rPr>
-          <w:lang w:val="ar_AE" w:bidi="ar_AE"/>
-        </w:rPr>
-      </w:r>
-    </w:p>
-    <w:p>
-      <w:pPr>
-        <w:bidi/>
-      </w:pPr>
-      <w:r>
-        <w:rPr>
-          <w:lang w:val="ar_AE" w:bidi="ar_AE"/>
-        </w:rPr>
-      </w:r>
-    </w:p>
-    <w:p>
-      <w:pPr>
-        <w:bidi/>
-      </w:pPr>
-      <w:r>
-        <w:rPr>
-          <w:lang w:val="ar_AE" w:bidi="ar_AE"/>
-        </w:rPr>
-      </w:r>
-      <w:r>
-        <w:rPr>
-          <w:vertAlign w:val="superscript"/>
+    </w:p>
+    <w:p>
+      <w:pPr>
+        <w:bidi/>
+      </w:pPr>
+      <w:r>
+        <w:rPr>
+          <w:rtl/>
+          <w:cs/>
+          <w:lang w:val="ar_AE" w:bidi="ar_AE"/>
+        </w:rPr>
+      </w:r>
+      <w:r>
+        <w:rPr>
+          <w:vertAlign w:val="superscript"/>
+          <w:rtl/>
+          <w:cs/>
           <w:lang w:val="ar_AE" w:bidi="ar_AE"/>
         </w:rPr>
         <w:t>4</w:t>
       </w:r>
       <w:r>
         <w:rPr>
+          <w:rtl/>
+          <w:cs/>
           <w:lang w:val="ar_AE" w:bidi="ar_AE"/>
         </w:rPr>
         <w:t xml:space="preserve"> خَائِنِينَ، وَقِحِينَ، مُدَّعِينَ، مُحِبِّينَ لِلَّذَّاتِ أَكْثَرَ مِنْ مَحَبَّتِهِمْ لِلهِ،</w:t>
       </w:r>
-      <w:r>
-        <w:rPr>
-          <w:lang w:val="ar_AE" w:bidi="ar_AE"/>
-        </w:rPr>
-      </w:r>
-      <w:r>
-        <w:rPr>
-          <w:lang w:val="ar_AE" w:bidi="ar_AE"/>
-        </w:rPr>
-      </w:r>
-    </w:p>
-    <w:p>
-      <w:pPr>
-        <w:bidi/>
-      </w:pPr>
-      <w:r>
-        <w:rPr>
-          <w:lang w:val="ar_AE" w:bidi="ar_AE"/>
-        </w:rPr>
-      </w:r>
-    </w:p>
-    <w:p>
-      <w:pPr>
-        <w:bidi/>
-      </w:pPr>
-      <w:r>
-        <w:rPr>
-          <w:lang w:val="ar_AE" w:bidi="ar_AE"/>
-        </w:rPr>
-      </w:r>
-      <w:r>
-        <w:rPr>
-          <w:vertAlign w:val="superscript"/>
+    </w:p>
+    <w:p>
+      <w:pPr>
+        <w:bidi/>
+      </w:pPr>
+      <w:r>
+        <w:rPr>
+          <w:rtl/>
+          <w:cs/>
+          <w:lang w:val="ar_AE" w:bidi="ar_AE"/>
+        </w:rPr>
+      </w:r>
+      <w:r>
+        <w:rPr>
+          <w:vertAlign w:val="superscript"/>
+          <w:rtl/>
+          <w:cs/>
           <w:lang w:val="ar_AE" w:bidi="ar_AE"/>
         </w:rPr>
         <w:t>5</w:t>
       </w:r>
       <w:r>
         <w:rPr>
+          <w:rtl/>
+          <w:cs/>
           <w:lang w:val="ar_AE" w:bidi="ar_AE"/>
         </w:rPr>
         <w:t xml:space="preserve"> لَهُمْ مِنَ التَّقْوَى مَظْهَرُهَا وَلكِنَّهُمْ لا يَحْيَوْنَ بِقُوَّتِهَا، فَعَنْ هؤُلاءِ النَّاسِ ابْتَعِدْ!</w:t>
       </w:r>
-      <w:r>
-        <w:rPr>
-          <w:lang w:val="ar_AE" w:bidi="ar_AE"/>
-        </w:rPr>
-      </w:r>
-      <w:r>
-        <w:rPr>
-          <w:lang w:val="ar_AE" w:bidi="ar_AE"/>
-        </w:rPr>
-      </w:r>
-    </w:p>
-    <w:p>
-      <w:pPr>
-        <w:bidi/>
-      </w:pPr>
-      <w:r>
-        <w:rPr>
-          <w:lang w:val="ar_AE" w:bidi="ar_AE"/>
-        </w:rPr>
-      </w:r>
-    </w:p>
-    <w:p>
-      <w:pPr>
-        <w:bidi/>
-      </w:pPr>
-      <w:r>
-        <w:rPr>
-          <w:lang w:val="ar_AE" w:bidi="ar_AE"/>
-        </w:rPr>
-      </w:r>
-      <w:r>
-        <w:rPr>
-          <w:vertAlign w:val="superscript"/>
+    </w:p>
+    <w:p>
+      <w:pPr>
+        <w:bidi/>
+      </w:pPr>
+      <w:r>
+        <w:rPr>
+          <w:rtl/>
+          <w:cs/>
+          <w:lang w:val="ar_AE" w:bidi="ar_AE"/>
+        </w:rPr>
+      </w:r>
+      <w:r>
+        <w:rPr>
+          <w:vertAlign w:val="superscript"/>
+          <w:rtl/>
+          <w:cs/>
           <w:lang w:val="ar_AE" w:bidi="ar_AE"/>
         </w:rPr>
         <w:t>6</w:t>
       </w:r>
       <w:r>
         <w:rPr>
+          <w:rtl/>
+          <w:cs/>
           <w:lang w:val="ar_AE" w:bidi="ar_AE"/>
         </w:rPr>
         <w:t xml:space="preserve"> فَمِنْ هؤُلاءِ مَنْ يَدْخُلُونَ الْبُيُوتَ خُلْسَةً، وَيُوْقِعُونَ فِي حَبَائِلِهِمْ بَعْضَ النِّسَاءِ الضَّعِيفَاتِ الْمُثْقَلاتِ بِالْخَطَايَا، اللَّوَاتِي تَجْرُفُهُنَّ شَهْوَاتٌ مُخْتَلِفَةٌ،</w:t>
       </w:r>
-      <w:r>
-        <w:rPr>
-          <w:lang w:val="ar_AE" w:bidi="ar_AE"/>
-        </w:rPr>
-      </w:r>
-      <w:r>
-        <w:rPr>
-          <w:lang w:val="ar_AE" w:bidi="ar_AE"/>
-        </w:rPr>
-      </w:r>
-    </w:p>
-    <w:p>
-      <w:pPr>
-        <w:bidi/>
-      </w:pPr>
-      <w:r>
-        <w:rPr>
-          <w:lang w:val="ar_AE" w:bidi="ar_AE"/>
-        </w:rPr>
-      </w:r>
-    </w:p>
-    <w:p>
-      <w:pPr>
-        <w:bidi/>
-      </w:pPr>
-      <w:r>
-        <w:rPr>
-          <w:lang w:val="ar_AE" w:bidi="ar_AE"/>
-        </w:rPr>
-      </w:r>
-      <w:r>
-        <w:rPr>
-          <w:vertAlign w:val="superscript"/>
+    </w:p>
+    <w:p>
+      <w:pPr>
+        <w:bidi/>
+      </w:pPr>
+      <w:r>
+        <w:rPr>
+          <w:rtl/>
+          <w:cs/>
+          <w:lang w:val="ar_AE" w:bidi="ar_AE"/>
+        </w:rPr>
+      </w:r>
+      <w:r>
+        <w:rPr>
+          <w:vertAlign w:val="superscript"/>
+          <w:rtl/>
+          <w:cs/>
           <w:lang w:val="ar_AE" w:bidi="ar_AE"/>
         </w:rPr>
         <w:t>7</w:t>
       </w:r>
       <w:r>
         <w:rPr>
+          <w:rtl/>
+          <w:cs/>
           <w:lang w:val="ar_AE" w:bidi="ar_AE"/>
         </w:rPr>
         <w:t xml:space="preserve"> يُصْغِينَ لِلتَّعْلِيمِ دَائِماً، وَلا يَسْتَطِعْنَ أَبَداً أَنْ يَبْلُغْنَ مَعْرِفَةَ الْحَقِّ بِالتَّمَامِ!</w:t>
       </w:r>
-      <w:r>
-        <w:rPr>
-          <w:lang w:val="ar_AE" w:bidi="ar_AE"/>
-        </w:rPr>
-      </w:r>
-      <w:r>
-        <w:rPr>
-          <w:lang w:val="ar_AE" w:bidi="ar_AE"/>
-        </w:rPr>
-      </w:r>
-    </w:p>
-    <w:p>
-      <w:pPr>
-        <w:bidi/>
-      </w:pPr>
-      <w:r>
-        <w:rPr>
-          <w:lang w:val="ar_AE" w:bidi="ar_AE"/>
-        </w:rPr>
-      </w:r>
-    </w:p>
-    <w:p>
-      <w:pPr>
-        <w:bidi/>
-      </w:pPr>
-      <w:r>
-        <w:rPr>
-          <w:lang w:val="ar_AE" w:bidi="ar_AE"/>
-        </w:rPr>
-      </w:r>
-      <w:r>
-        <w:rPr>
-          <w:vertAlign w:val="superscript"/>
+    </w:p>
+    <w:p>
+      <w:pPr>
+        <w:bidi/>
+      </w:pPr>
+      <w:r>
+        <w:rPr>
+          <w:rtl/>
+          <w:cs/>
+          <w:lang w:val="ar_AE" w:bidi="ar_AE"/>
+        </w:rPr>
+      </w:r>
+      <w:r>
+        <w:rPr>
+          <w:vertAlign w:val="superscript"/>
+          <w:rtl/>
+          <w:cs/>
           <w:lang w:val="ar_AE" w:bidi="ar_AE"/>
         </w:rPr>
         <w:t>8</w:t>
       </w:r>
       <w:r>
         <w:rPr>
+          <w:rtl/>
+          <w:cs/>
           <w:lang w:val="ar_AE" w:bidi="ar_AE"/>
         </w:rPr>
         <w:t xml:space="preserve"> وَمِثْلَمَا قَاوَمَ (السَّاحِرَانِ) يَنِّيسُ وَيَمْبِرِيسُ مُوسَى، كَذَلِكَ أَيْضاً يُقَاوِمُ هَؤُلاءِ الْحَقَّ؛ أُنَاسٌ عُقُولُهُمْ فَاسِدَةٌ، وَقَدْ تَبَيَّنَ أَنَّهُمْ غَيْرُ أَهْلٍ لِلإِيمَانِ.</w:t>
       </w:r>
-      <w:r>
-        <w:rPr>
-          <w:lang w:val="ar_AE" w:bidi="ar_AE"/>
-        </w:rPr>
-      </w:r>
-      <w:r>
-        <w:rPr>
-          <w:lang w:val="ar_AE" w:bidi="ar_AE"/>
-        </w:rPr>
-      </w:r>
-    </w:p>
-    <w:p>
-      <w:pPr>
-        <w:bidi/>
-      </w:pPr>
-      <w:r>
-        <w:rPr>
-          <w:lang w:val="ar_AE" w:bidi="ar_AE"/>
-        </w:rPr>
-      </w:r>
-    </w:p>
-    <w:p>
-      <w:pPr>
-        <w:bidi/>
-      </w:pPr>
-      <w:r>
-        <w:rPr>
-          <w:lang w:val="ar_AE" w:bidi="ar_AE"/>
-        </w:rPr>
-      </w:r>
-      <w:r>
-        <w:rPr>
-          <w:vertAlign w:val="superscript"/>
+    </w:p>
+    <w:p>
+      <w:pPr>
+        <w:bidi/>
+      </w:pPr>
+      <w:r>
+        <w:rPr>
+          <w:rtl/>
+          <w:cs/>
+          <w:lang w:val="ar_AE" w:bidi="ar_AE"/>
+        </w:rPr>
+      </w:r>
+      <w:r>
+        <w:rPr>
+          <w:vertAlign w:val="superscript"/>
+          <w:rtl/>
+          <w:cs/>
           <w:lang w:val="ar_AE" w:bidi="ar_AE"/>
         </w:rPr>
         <w:t>9</w:t>
       </w:r>
       <w:r>
         <w:rPr>
+          <w:rtl/>
+          <w:cs/>
           <w:lang w:val="ar_AE" w:bidi="ar_AE"/>
         </w:rPr>
         <w:t xml:space="preserve"> وَلكِنَّهُمْ لَنْ يَزْدَادُوا تَقَدُّماً، لأَنَّ حَمَاقَتَهُمْ سَتَنْكَشِفُ لِلْجَمِيعِ، مِثْلَمَا انْكَشَفَتْ حَمَاقَةُ الرَّجُلَيْنِ الْمَذْكُورَيْنِ.</w:t>
       </w:r>
-      <w:r>
-        <w:rPr>
-          <w:lang w:val="ar_AE" w:bidi="ar_AE"/>
-        </w:rPr>
-      </w:r>
-      <w:r>
-        <w:rPr>
-          <w:lang w:val="ar_AE" w:bidi="ar_AE"/>
-        </w:rPr>
-      </w:r>
-    </w:p>
-    <w:p>
-      <w:pPr>
-        <w:bidi/>
-      </w:pPr>
-      <w:r>
-        <w:rPr>
-          <w:lang w:val="ar_AE" w:bidi="ar_AE"/>
-        </w:rPr>
-      </w:r>
-    </w:p>
-    <w:p>
-      <w:pPr>
-        <w:bidi/>
-      </w:pPr>
-      <w:r>
-        <w:rPr>
-          <w:lang w:val="ar_AE" w:bidi="ar_AE"/>
-        </w:rPr>
-      </w:r>
-      <w:r>
-        <w:rPr>
-          <w:vertAlign w:val="superscript"/>
+    </w:p>
+    <w:p>
+      <w:pPr>
+        <w:bidi/>
+      </w:pPr>
+      <w:r>
+        <w:rPr>
+          <w:rtl/>
+          <w:cs/>
+          <w:lang w:val="ar_AE" w:bidi="ar_AE"/>
+        </w:rPr>
+      </w:r>
+      <w:r>
+        <w:rPr>
+          <w:vertAlign w:val="superscript"/>
+          <w:rtl/>
+          <w:cs/>
           <w:lang w:val="ar_AE" w:bidi="ar_AE"/>
         </w:rPr>
         <w:t>10</w:t>
       </w:r>
       <w:r>
         <w:rPr>
+          <w:rtl/>
+          <w:cs/>
           <w:lang w:val="ar_AE" w:bidi="ar_AE"/>
         </w:rPr>
         <w:t xml:space="preserve"> وَأَمَّا أَنْتَ، فَقَدْ عَرَفْتَ جَيِّداً تَعْلِيمِي، وَسِيرَتِي، وَهَدَفِي، وَإِيمَانِي، وَتَحَمُّلِي لِلْمَشَقَّاتِ، وَمَحَبَّتِي، وَثَبَاتِي،</w:t>
       </w:r>
-      <w:r>
-        <w:rPr>
-          <w:lang w:val="ar_AE" w:bidi="ar_AE"/>
-        </w:rPr>
-      </w:r>
-      <w:r>
-        <w:rPr>
-          <w:lang w:val="ar_AE" w:bidi="ar_AE"/>
-        </w:rPr>
-      </w:r>
-    </w:p>
-    <w:p>
-      <w:pPr>
-        <w:bidi/>
-      </w:pPr>
-      <w:r>
-        <w:rPr>
-          <w:lang w:val="ar_AE" w:bidi="ar_AE"/>
-        </w:rPr>
-      </w:r>
-    </w:p>
-    <w:p>
-      <w:pPr>
-        <w:bidi/>
-      </w:pPr>
-      <w:r>
-        <w:rPr>
-          <w:lang w:val="ar_AE" w:bidi="ar_AE"/>
-        </w:rPr>
-      </w:r>
-      <w:r>
-        <w:rPr>
-          <w:vertAlign w:val="superscript"/>
+    </w:p>
+    <w:p>
+      <w:pPr>
+        <w:bidi/>
+      </w:pPr>
+      <w:r>
+        <w:rPr>
+          <w:rtl/>
+          <w:cs/>
+          <w:lang w:val="ar_AE" w:bidi="ar_AE"/>
+        </w:rPr>
+      </w:r>
+      <w:r>
+        <w:rPr>
+          <w:vertAlign w:val="superscript"/>
+          <w:rtl/>
+          <w:cs/>
           <w:lang w:val="ar_AE" w:bidi="ar_AE"/>
         </w:rPr>
         <w:t>11</w:t>
       </w:r>
       <w:r>
         <w:rPr>
+          <w:rtl/>
+          <w:cs/>
           <w:lang w:val="ar_AE" w:bidi="ar_AE"/>
         </w:rPr>
         <w:t xml:space="preserve"> وَاضْطِهَادَاتِي، وَآلامِي تِلْكَ الَّتِي حَدَثَتْ لِي فِي مُدُنِ أَنْطَاكِيَةَ وَإِيقُونِيَّةَ وَلِسْتِرَةَ وغَيْرِهَا؛ وَكَمِ احْتَمَلْتُ مِنِ اضْطِهَادَاتٍ، وَالرَّبُّ أَنْقَذَنِي مِنْهَا جَمِيعاً!</w:t>
       </w:r>
-      <w:r>
-        <w:rPr>
-          <w:lang w:val="ar_AE" w:bidi="ar_AE"/>
-        </w:rPr>
-      </w:r>
-      <w:r>
-        <w:rPr>
-          <w:lang w:val="ar_AE" w:bidi="ar_AE"/>
-        </w:rPr>
-      </w:r>
-    </w:p>
-    <w:p>
-      <w:pPr>
-        <w:bidi/>
-      </w:pPr>
-      <w:r>
-        <w:rPr>
-          <w:lang w:val="ar_AE" w:bidi="ar_AE"/>
-        </w:rPr>
-      </w:r>
-    </w:p>
-    <w:p>
-      <w:pPr>
-        <w:bidi/>
-      </w:pPr>
-      <w:r>
-        <w:rPr>
-          <w:lang w:val="ar_AE" w:bidi="ar_AE"/>
-        </w:rPr>
-      </w:r>
-      <w:r>
-        <w:rPr>
-          <w:vertAlign w:val="superscript"/>
+    </w:p>
+    <w:p>
+      <w:pPr>
+        <w:bidi/>
+      </w:pPr>
+      <w:r>
+        <w:rPr>
+          <w:rtl/>
+          <w:cs/>
+          <w:lang w:val="ar_AE" w:bidi="ar_AE"/>
+        </w:rPr>
+      </w:r>
+      <w:r>
+        <w:rPr>
+          <w:vertAlign w:val="superscript"/>
+          <w:rtl/>
+          <w:cs/>
           <w:lang w:val="ar_AE" w:bidi="ar_AE"/>
         </w:rPr>
         <w:t>12</w:t>
       </w:r>
       <w:r>
         <w:rPr>
+          <w:rtl/>
+          <w:cs/>
           <w:lang w:val="ar_AE" w:bidi="ar_AE"/>
         </w:rPr>
         <w:t xml:space="preserve"> وَحَقّاً، إِنَّ جَمِيعَ الَّذِينَ يَعْزِمُونَ أَنْ يَعِيشُوا عِيشَةَ التَّقْوَى فِي الْمَسِيحِ يَسُوعَ يُضْطَهَدُونَ.</w:t>
       </w:r>
-      <w:r>
-        <w:rPr>
-          <w:lang w:val="ar_AE" w:bidi="ar_AE"/>
-        </w:rPr>
-      </w:r>
-      <w:r>
-        <w:rPr>
-          <w:lang w:val="ar_AE" w:bidi="ar_AE"/>
-        </w:rPr>
-      </w:r>
-    </w:p>
-    <w:p>
-      <w:pPr>
-        <w:bidi/>
-      </w:pPr>
-      <w:r>
-        <w:rPr>
-          <w:lang w:val="ar_AE" w:bidi="ar_AE"/>
-        </w:rPr>
-      </w:r>
-    </w:p>
-    <w:p>
-      <w:pPr>
-        <w:bidi/>
-      </w:pPr>
-      <w:r>
-        <w:rPr>
-          <w:lang w:val="ar_AE" w:bidi="ar_AE"/>
-        </w:rPr>
-      </w:r>
-      <w:r>
-        <w:rPr>
-          <w:vertAlign w:val="superscript"/>
+    </w:p>
+    <w:p>
+      <w:pPr>
+        <w:bidi/>
+      </w:pPr>
+      <w:r>
+        <w:rPr>
+          <w:rtl/>
+          <w:cs/>
+          <w:lang w:val="ar_AE" w:bidi="ar_AE"/>
+        </w:rPr>
+      </w:r>
+      <w:r>
+        <w:rPr>
+          <w:vertAlign w:val="superscript"/>
+          <w:rtl/>
+          <w:cs/>
           <w:lang w:val="ar_AE" w:bidi="ar_AE"/>
         </w:rPr>
         <w:t>13</w:t>
       </w:r>
       <w:r>
         <w:rPr>
+          <w:rtl/>
+          <w:cs/>
           <w:lang w:val="ar_AE" w:bidi="ar_AE"/>
         </w:rPr>
         <w:t xml:space="preserve"> أَمَّا النَّاسُ الأَشْرَارُ وَالدَّجَّالُونَ الْمُحْتَالُونَ، فَيَتَقَدَّمُونَ فِي الشَّرِّ، مُضَلِّلِينَ الآخَرِينَ وَهُمْ أَنْفُسُهُمْ مُضَلَّلُونَ!</w:t>
       </w:r>
-      <w:r>
-        <w:rPr>
-          <w:lang w:val="ar_AE" w:bidi="ar_AE"/>
-        </w:rPr>
-      </w:r>
-      <w:r>
-        <w:rPr>
-          <w:lang w:val="ar_AE" w:bidi="ar_AE"/>
-        </w:rPr>
-      </w:r>
-    </w:p>
-    <w:p>
-      <w:pPr>
-        <w:bidi/>
-      </w:pPr>
-      <w:r>
-        <w:rPr>
-          <w:lang w:val="ar_AE" w:bidi="ar_AE"/>
-        </w:rPr>
-      </w:r>
-    </w:p>
-    <w:p>
-      <w:pPr>
-        <w:bidi/>
-      </w:pPr>
-      <w:r>
-        <w:rPr>
-          <w:lang w:val="ar_AE" w:bidi="ar_AE"/>
-        </w:rPr>
-      </w:r>
-      <w:r>
-        <w:rPr>
-          <w:vertAlign w:val="superscript"/>
+    </w:p>
+    <w:p>
+      <w:pPr>
+        <w:bidi/>
+      </w:pPr>
+      <w:r>
+        <w:rPr>
+          <w:rtl/>
+          <w:cs/>
+          <w:lang w:val="ar_AE" w:bidi="ar_AE"/>
+        </w:rPr>
+      </w:r>
+      <w:r>
+        <w:rPr>
+          <w:vertAlign w:val="superscript"/>
+          <w:rtl/>
+          <w:cs/>
           <w:lang w:val="ar_AE" w:bidi="ar_AE"/>
         </w:rPr>
         <w:t>14</w:t>
       </w:r>
       <w:r>
         <w:rPr>
+          <w:rtl/>
+          <w:cs/>
           <w:lang w:val="ar_AE" w:bidi="ar_AE"/>
         </w:rPr>
         <w:t xml:space="preserve"> أَمَّا أَنْتَ فَاثْبُتْ عَلَى مَا تَعَلَّمْتَهُ وَتَيَقَّنْتَهُ بِالتَّمَامِ، إِذْ تَعْرِفُ عَلَى يَدِ مَنْ تَعَلَّمْتَ ذَلِكَ.</w:t>
       </w:r>
-      <w:r>
-        <w:rPr>
-          <w:lang w:val="ar_AE" w:bidi="ar_AE"/>
-        </w:rPr>
-      </w:r>
-      <w:r>
-        <w:rPr>
-          <w:lang w:val="ar_AE" w:bidi="ar_AE"/>
-        </w:rPr>
-      </w:r>
-    </w:p>
-    <w:p>
-      <w:pPr>
-        <w:bidi/>
-      </w:pPr>
-      <w:r>
-        <w:rPr>
-          <w:lang w:val="ar_AE" w:bidi="ar_AE"/>
-        </w:rPr>
-      </w:r>
-    </w:p>
-    <w:p>
-      <w:pPr>
-        <w:bidi/>
-      </w:pPr>
-      <w:r>
-        <w:rPr>
-          <w:lang w:val="ar_AE" w:bidi="ar_AE"/>
-        </w:rPr>
-      </w:r>
-      <w:r>
-        <w:rPr>
-          <w:vertAlign w:val="superscript"/>
+    </w:p>
+    <w:p>
+      <w:pPr>
+        <w:bidi/>
+      </w:pPr>
+      <w:r>
+        <w:rPr>
+          <w:rtl/>
+          <w:cs/>
+          <w:lang w:val="ar_AE" w:bidi="ar_AE"/>
+        </w:rPr>
+      </w:r>
+      <w:r>
+        <w:rPr>
+          <w:vertAlign w:val="superscript"/>
+          <w:rtl/>
+          <w:cs/>
           <w:lang w:val="ar_AE" w:bidi="ar_AE"/>
         </w:rPr>
         <w:t>15</w:t>
       </w:r>
       <w:r>
         <w:rPr>
+          <w:rtl/>
+          <w:cs/>
           <w:lang w:val="ar_AE" w:bidi="ar_AE"/>
         </w:rPr>
         <w:t xml:space="preserve"> وَتَعْلَمُ أَنَّكَ مُنْذُ حَدَاثَةِ سِنِّكَ تَعْرِفُ الْكُتُبَ الْمُقَدَّسَةَ، وَهِيَ الْقَادِرَةُ أَنْ تَجْعَلَكَ حَكِيماً لِبُلُوغِ الْخَلاصِ عَنْ طَرِيقِ الإِيمَانِ فِي الْمَسِيحِ يَسُوعَ.</w:t>
       </w:r>
-      <w:r>
-        <w:rPr>
-          <w:lang w:val="ar_AE" w:bidi="ar_AE"/>
-        </w:rPr>
-      </w:r>
-      <w:r>
-        <w:rPr>
-          <w:lang w:val="ar_AE" w:bidi="ar_AE"/>
-        </w:rPr>
-      </w:r>
-    </w:p>
-    <w:p>
-      <w:pPr>
-        <w:bidi/>
-      </w:pPr>
-      <w:r>
-        <w:rPr>
-          <w:lang w:val="ar_AE" w:bidi="ar_AE"/>
-        </w:rPr>
-      </w:r>
-    </w:p>
-    <w:p>
-      <w:pPr>
-        <w:bidi/>
-      </w:pPr>
-      <w:r>
-        <w:rPr>
-          <w:lang w:val="ar_AE" w:bidi="ar_AE"/>
-        </w:rPr>
-      </w:r>
-      <w:r>
-        <w:rPr>
-          <w:vertAlign w:val="superscript"/>
+    </w:p>
+    <w:p>
+      <w:pPr>
+        <w:bidi/>
+      </w:pPr>
+      <w:r>
+        <w:rPr>
+          <w:rtl/>
+          <w:cs/>
+          <w:lang w:val="ar_AE" w:bidi="ar_AE"/>
+        </w:rPr>
+      </w:r>
+      <w:r>
+        <w:rPr>
+          <w:vertAlign w:val="superscript"/>
+          <w:rtl/>
+          <w:cs/>
           <w:lang w:val="ar_AE" w:bidi="ar_AE"/>
         </w:rPr>
         <w:t>16</w:t>
       </w:r>
       <w:r>
         <w:rPr>
+          <w:rtl/>
+          <w:cs/>
           <w:lang w:val="ar_AE" w:bidi="ar_AE"/>
         </w:rPr>
         <w:t xml:space="preserve"> إِنَّ الْكِتَابَ بِكُلِّ مَا فِيهِ، قَدْ أَوْحَى بِهِ اللهُ؛ وَهُوَ مُفِيدٌ لِلتَّعْلِيمِ وَالتَّوْبِيخِ وَالتَّقْوِيمِ وَتَهْذِيبِ الإِنْسَانِ فِي الْبِرِّ،</w:t>
       </w:r>
-      <w:r>
-        <w:rPr>
-          <w:lang w:val="ar_AE" w:bidi="ar_AE"/>
-        </w:rPr>
-      </w:r>
-      <w:r>
-        <w:rPr>
-          <w:lang w:val="ar_AE" w:bidi="ar_AE"/>
-        </w:rPr>
-      </w:r>
-    </w:p>
-    <w:p>
-      <w:pPr>
-        <w:bidi/>
-      </w:pPr>
-      <w:r>
-        <w:rPr>
-          <w:lang w:val="ar_AE" w:bidi="ar_AE"/>
-        </w:rPr>
-      </w:r>
-    </w:p>
-    <w:p>
-      <w:pPr>
-        <w:bidi/>
-      </w:pPr>
-      <w:r>
-        <w:rPr>
-          <w:lang w:val="ar_AE" w:bidi="ar_AE"/>
-        </w:rPr>
-      </w:r>
-      <w:r>
-        <w:rPr>
-          <w:vertAlign w:val="superscript"/>
+    </w:p>
+    <w:p>
+      <w:pPr>
+        <w:bidi/>
+      </w:pPr>
+      <w:r>
+        <w:rPr>
+          <w:rtl/>
+          <w:cs/>
+          <w:lang w:val="ar_AE" w:bidi="ar_AE"/>
+        </w:rPr>
+      </w:r>
+      <w:r>
+        <w:rPr>
+          <w:vertAlign w:val="superscript"/>
+          <w:rtl/>
+          <w:cs/>
           <w:lang w:val="ar_AE" w:bidi="ar_AE"/>
         </w:rPr>
         <w:t>17</w:t>
       </w:r>
       <w:r>
         <w:rPr>
+          <w:rtl/>
+          <w:cs/>
           <w:lang w:val="ar_AE" w:bidi="ar_AE"/>
         </w:rPr>
         <w:t xml:space="preserve"> لِكَيْ يَجْعَلَ إِنْسَانَ اللهِ مُؤَهَّلاً تَأَهُّلاً كَامِلاً، وَمُجَهَّزاً لِكُلِّ عَمَلٍ صَالِحٍ.</w:t>
       </w:r>
-      <w:r>
-        <w:rPr>
-          <w:lang w:val="ar_AE" w:bidi="ar_AE"/>
-        </w:rPr>
-      </w:r>
-      <w:r>
-        <w:rPr>
-          <w:lang w:val="ar_AE" w:bidi="ar_AE"/>
-        </w:rPr>
-      </w:r>
-    </w:p>
-    <w:p>
-      <w:pPr>
-        <w:bidi/>
-      </w:pPr>
-      <w:r>
-        <w:rPr>
-          <w:lang w:val="ar_AE" w:bidi="ar_AE"/>
-        </w:rPr>
-      </w:r>
     </w:p>
     <w:p>
       <w:pPr>
@@ -2915,950 +2068,656 @@
       </w:pPr>
       <w:r>
         <w:rPr>
-          <w:lang w:val="ar_AE" w:bidi="ar_AE"/>
-        </w:rPr>
-        <w:t>2 Timothy 4:1</w:t>
-      </w:r>
-      <w:r>
-        <w:rPr>
-          <w:lang w:val="ar_AE" w:bidi="ar_AE"/>
-        </w:rPr>
-      </w:r>
-    </w:p>
-    <w:p>
-      <w:pPr>
-        <w:bidi/>
-      </w:pPr>
-      <w:r>
-        <w:rPr>
-          <w:lang w:val="ar_AE" w:bidi="ar_AE"/>
-        </w:rPr>
-      </w:r>
-      <w:r>
-        <w:rPr>
-          <w:vertAlign w:val="superscript"/>
+          <w:rtl/>
+          <w:cs/>
+          <w:lang w:val="ar_AE" w:bidi="ar_AE"/>
+        </w:rPr>
+        <w:t>تيموثاوس الثانية 4:1</w:t>
+      </w:r>
+      <w:r>
+        <w:rPr>
+          <w:rtl/>
+          <w:cs/>
+          <w:lang w:val="ar_AE" w:bidi="ar_AE"/>
+        </w:rPr>
+      </w:r>
+    </w:p>
+    <w:p>
+      <w:pPr>
+        <w:bidi/>
+      </w:pPr>
+      <w:r>
+        <w:rPr>
+          <w:rtl/>
+          <w:cs/>
+          <w:lang w:val="ar_AE" w:bidi="ar_AE"/>
+        </w:rPr>
+      </w:r>
+      <w:r>
+        <w:rPr>
+          <w:vertAlign w:val="superscript"/>
+          <w:rtl/>
+          <w:cs/>
           <w:lang w:val="ar_AE" w:bidi="ar_AE"/>
         </w:rPr>
         <w:t>1</w:t>
       </w:r>
       <w:r>
         <w:rPr>
+          <w:rtl/>
+          <w:cs/>
           <w:lang w:val="ar_AE" w:bidi="ar_AE"/>
         </w:rPr>
         <w:t xml:space="preserve"> أَطْلُبُ مِنْكَ فِي حَضْرَةِ اللهِ وَالْمَسِيحِ الَّذِي سَيَدِينُ الأَحْيَاءَ وَالأَمْوَاتَ، بِعَوْدَتِهِ الْعَلَنِيَّةِ وَمَلَكُوتِهِ،</w:t>
       </w:r>
-      <w:r>
-        <w:rPr>
-          <w:lang w:val="ar_AE" w:bidi="ar_AE"/>
-        </w:rPr>
-      </w:r>
-      <w:r>
-        <w:rPr>
-          <w:lang w:val="ar_AE" w:bidi="ar_AE"/>
-        </w:rPr>
-      </w:r>
-    </w:p>
-    <w:p>
-      <w:pPr>
-        <w:bidi/>
-      </w:pPr>
-      <w:r>
-        <w:rPr>
-          <w:lang w:val="ar_AE" w:bidi="ar_AE"/>
-        </w:rPr>
-      </w:r>
-    </w:p>
-    <w:p>
-      <w:pPr>
-        <w:bidi/>
-      </w:pPr>
-      <w:r>
-        <w:rPr>
-          <w:lang w:val="ar_AE" w:bidi="ar_AE"/>
-        </w:rPr>
-      </w:r>
-      <w:r>
-        <w:rPr>
-          <w:vertAlign w:val="superscript"/>
+    </w:p>
+    <w:p>
+      <w:pPr>
+        <w:bidi/>
+      </w:pPr>
+      <w:r>
+        <w:rPr>
+          <w:rtl/>
+          <w:cs/>
+          <w:lang w:val="ar_AE" w:bidi="ar_AE"/>
+        </w:rPr>
+      </w:r>
+      <w:r>
+        <w:rPr>
+          <w:vertAlign w:val="superscript"/>
+          <w:rtl/>
+          <w:cs/>
           <w:lang w:val="ar_AE" w:bidi="ar_AE"/>
         </w:rPr>
         <w:t>2</w:t>
       </w:r>
       <w:r>
         <w:rPr>
+          <w:rtl/>
+          <w:cs/>
           <w:lang w:val="ar_AE" w:bidi="ar_AE"/>
         </w:rPr>
         <w:t xml:space="preserve"> أَنْ تُنَادِيَ بِالْكَلِمَةِ مُنْشَغِلاً بِها كُلِّيًّا، فِي الْفُرَصِ الْمُنَاسِبَةِ وَغَيْرِ الْمُنَاسِبَةِ عَلَى السَّوَاءِ، وَأَنْ تُوَبِّخَ وَتُنْذِرَ وَتُشَجِّعَ بِكُلِّ صَبْرٍ فِي التَّعْلِيمِ.</w:t>
       </w:r>
-      <w:r>
-        <w:rPr>
-          <w:lang w:val="ar_AE" w:bidi="ar_AE"/>
-        </w:rPr>
-      </w:r>
-      <w:r>
-        <w:rPr>
-          <w:lang w:val="ar_AE" w:bidi="ar_AE"/>
-        </w:rPr>
-      </w:r>
-    </w:p>
-    <w:p>
-      <w:pPr>
-        <w:bidi/>
-      </w:pPr>
-      <w:r>
-        <w:rPr>
-          <w:lang w:val="ar_AE" w:bidi="ar_AE"/>
-        </w:rPr>
-      </w:r>
-    </w:p>
-    <w:p>
-      <w:pPr>
-        <w:bidi/>
-      </w:pPr>
-      <w:r>
-        <w:rPr>
-          <w:lang w:val="ar_AE" w:bidi="ar_AE"/>
-        </w:rPr>
-      </w:r>
-      <w:r>
-        <w:rPr>
-          <w:vertAlign w:val="superscript"/>
+    </w:p>
+    <w:p>
+      <w:pPr>
+        <w:bidi/>
+      </w:pPr>
+      <w:r>
+        <w:rPr>
+          <w:rtl/>
+          <w:cs/>
+          <w:lang w:val="ar_AE" w:bidi="ar_AE"/>
+        </w:rPr>
+      </w:r>
+      <w:r>
+        <w:rPr>
+          <w:vertAlign w:val="superscript"/>
+          <w:rtl/>
+          <w:cs/>
           <w:lang w:val="ar_AE" w:bidi="ar_AE"/>
         </w:rPr>
         <w:t>3</w:t>
       </w:r>
       <w:r>
         <w:rPr>
+          <w:rtl/>
+          <w:cs/>
           <w:lang w:val="ar_AE" w:bidi="ar_AE"/>
         </w:rPr>
         <w:t xml:space="preserve"> فَإِنَّهُ سَيَأْتِي زَمَانٌ لَا يُطِيقُ النَّاسُ فِيهِ التَّعْلِيمَ الصَّحِيحَ، بَلْ تَبَعاً لِشَهْوَاتِهِمِ الْخَاصَّةِ يُكَدِّسُونَ لأَنْفُسِهِمْ مُعَلِّمِينَ (يَقُولُونَ لَهُمْ كَلاماً) يُدَاعِبُ الآذَانَ.</w:t>
       </w:r>
-      <w:r>
-        <w:rPr>
-          <w:lang w:val="ar_AE" w:bidi="ar_AE"/>
-        </w:rPr>
-      </w:r>
-      <w:r>
-        <w:rPr>
-          <w:lang w:val="ar_AE" w:bidi="ar_AE"/>
-        </w:rPr>
-      </w:r>
-    </w:p>
-    <w:p>
-      <w:pPr>
-        <w:bidi/>
-      </w:pPr>
-      <w:r>
-        <w:rPr>
-          <w:lang w:val="ar_AE" w:bidi="ar_AE"/>
-        </w:rPr>
-      </w:r>
-    </w:p>
-    <w:p>
-      <w:pPr>
-        <w:bidi/>
-      </w:pPr>
-      <w:r>
-        <w:rPr>
-          <w:lang w:val="ar_AE" w:bidi="ar_AE"/>
-        </w:rPr>
-      </w:r>
-      <w:r>
-        <w:rPr>
-          <w:vertAlign w:val="superscript"/>
+    </w:p>
+    <w:p>
+      <w:pPr>
+        <w:bidi/>
+      </w:pPr>
+      <w:r>
+        <w:rPr>
+          <w:rtl/>
+          <w:cs/>
+          <w:lang w:val="ar_AE" w:bidi="ar_AE"/>
+        </w:rPr>
+      </w:r>
+      <w:r>
+        <w:rPr>
+          <w:vertAlign w:val="superscript"/>
+          <w:rtl/>
+          <w:cs/>
           <w:lang w:val="ar_AE" w:bidi="ar_AE"/>
         </w:rPr>
         <w:t>4</w:t>
       </w:r>
       <w:r>
         <w:rPr>
+          <w:rtl/>
+          <w:cs/>
           <w:lang w:val="ar_AE" w:bidi="ar_AE"/>
         </w:rPr>
         <w:t xml:space="preserve"> فَيُحَوِّلُونَ آذَانَهُمْ بَعِيداً عَنِ الحَقِّ، مُنْحَرِفِينَ إِلَى الْخُرَافَاتِ.</w:t>
       </w:r>
-      <w:r>
-        <w:rPr>
-          <w:lang w:val="ar_AE" w:bidi="ar_AE"/>
-        </w:rPr>
-      </w:r>
-      <w:r>
-        <w:rPr>
-          <w:lang w:val="ar_AE" w:bidi="ar_AE"/>
-        </w:rPr>
-      </w:r>
-    </w:p>
-    <w:p>
-      <w:pPr>
-        <w:bidi/>
-      </w:pPr>
-      <w:r>
-        <w:rPr>
-          <w:lang w:val="ar_AE" w:bidi="ar_AE"/>
-        </w:rPr>
-      </w:r>
-    </w:p>
-    <w:p>
-      <w:pPr>
-        <w:bidi/>
-      </w:pPr>
-      <w:r>
-        <w:rPr>
-          <w:lang w:val="ar_AE" w:bidi="ar_AE"/>
-        </w:rPr>
-      </w:r>
-      <w:r>
-        <w:rPr>
-          <w:vertAlign w:val="superscript"/>
+    </w:p>
+    <w:p>
+      <w:pPr>
+        <w:bidi/>
+      </w:pPr>
+      <w:r>
+        <w:rPr>
+          <w:rtl/>
+          <w:cs/>
+          <w:lang w:val="ar_AE" w:bidi="ar_AE"/>
+        </w:rPr>
+      </w:r>
+      <w:r>
+        <w:rPr>
+          <w:vertAlign w:val="superscript"/>
+          <w:rtl/>
+          <w:cs/>
           <w:lang w:val="ar_AE" w:bidi="ar_AE"/>
         </w:rPr>
         <w:t>5</w:t>
       </w:r>
       <w:r>
         <w:rPr>
+          <w:rtl/>
+          <w:cs/>
           <w:lang w:val="ar_AE" w:bidi="ar_AE"/>
         </w:rPr>
         <w:t xml:space="preserve"> أَمَّا أَنْتَ، فَكُنْ بَصِيراً فِي كُلِّ أَمْرٍ، وَتَحَمَّلِ الْمَشَقَّاتِ، وَاعْمَلْ عَمَلَ الْمُبَشِّرِ، وَأَكْمِلْ خِدْمَتَكَ إِلَى التَّمَامِ!</w:t>
       </w:r>
-      <w:r>
-        <w:rPr>
-          <w:lang w:val="ar_AE" w:bidi="ar_AE"/>
-        </w:rPr>
-      </w:r>
-      <w:r>
-        <w:rPr>
-          <w:lang w:val="ar_AE" w:bidi="ar_AE"/>
-        </w:rPr>
-      </w:r>
-    </w:p>
-    <w:p>
-      <w:pPr>
-        <w:bidi/>
-      </w:pPr>
-      <w:r>
-        <w:rPr>
-          <w:lang w:val="ar_AE" w:bidi="ar_AE"/>
-        </w:rPr>
-      </w:r>
-    </w:p>
-    <w:p>
-      <w:pPr>
-        <w:bidi/>
-      </w:pPr>
-      <w:r>
-        <w:rPr>
-          <w:lang w:val="ar_AE" w:bidi="ar_AE"/>
-        </w:rPr>
-      </w:r>
-      <w:r>
-        <w:rPr>
-          <w:vertAlign w:val="superscript"/>
+    </w:p>
+    <w:p>
+      <w:pPr>
+        <w:bidi/>
+      </w:pPr>
+      <w:r>
+        <w:rPr>
+          <w:rtl/>
+          <w:cs/>
+          <w:lang w:val="ar_AE" w:bidi="ar_AE"/>
+        </w:rPr>
+      </w:r>
+      <w:r>
+        <w:rPr>
+          <w:vertAlign w:val="superscript"/>
+          <w:rtl/>
+          <w:cs/>
           <w:lang w:val="ar_AE" w:bidi="ar_AE"/>
         </w:rPr>
         <w:t>6</w:t>
       </w:r>
       <w:r>
         <w:rPr>
+          <w:rtl/>
+          <w:cs/>
           <w:lang w:val="ar_AE" w:bidi="ar_AE"/>
         </w:rPr>
         <w:t xml:space="preserve"> وَأَمَّا أَنَا، فَهَا إِنَّ حَيَاتِي بَدَأَتْ تُسْكَبُ سَكِيباً، وَمَوْعِدُ رَحِيلِي قَدِ اقْتَرَبَ.</w:t>
       </w:r>
-      <w:r>
-        <w:rPr>
-          <w:lang w:val="ar_AE" w:bidi="ar_AE"/>
-        </w:rPr>
-      </w:r>
-      <w:r>
-        <w:rPr>
-          <w:lang w:val="ar_AE" w:bidi="ar_AE"/>
-        </w:rPr>
-      </w:r>
-    </w:p>
-    <w:p>
-      <w:pPr>
-        <w:bidi/>
-      </w:pPr>
-      <w:r>
-        <w:rPr>
-          <w:lang w:val="ar_AE" w:bidi="ar_AE"/>
-        </w:rPr>
-      </w:r>
-    </w:p>
-    <w:p>
-      <w:pPr>
-        <w:bidi/>
-      </w:pPr>
-      <w:r>
-        <w:rPr>
-          <w:lang w:val="ar_AE" w:bidi="ar_AE"/>
-        </w:rPr>
-      </w:r>
-      <w:r>
-        <w:rPr>
-          <w:vertAlign w:val="superscript"/>
+    </w:p>
+    <w:p>
+      <w:pPr>
+        <w:bidi/>
+      </w:pPr>
+      <w:r>
+        <w:rPr>
+          <w:rtl/>
+          <w:cs/>
+          <w:lang w:val="ar_AE" w:bidi="ar_AE"/>
+        </w:rPr>
+      </w:r>
+      <w:r>
+        <w:rPr>
+          <w:vertAlign w:val="superscript"/>
+          <w:rtl/>
+          <w:cs/>
           <w:lang w:val="ar_AE" w:bidi="ar_AE"/>
         </w:rPr>
         <w:t>7</w:t>
       </w:r>
       <w:r>
         <w:rPr>
+          <w:rtl/>
+          <w:cs/>
           <w:lang w:val="ar_AE" w:bidi="ar_AE"/>
         </w:rPr>
         <w:t xml:space="preserve"> قَدْ جَاهَدْتُ الْجِهَادَ الْحَسَنَ، قَدْ بَلَغْتُ نِهَايَةَ الشَّوْطِ، قَدْ حَافَظْتُ عَلَى الإِيمَانِ.</w:t>
       </w:r>
-      <w:r>
-        <w:rPr>
-          <w:lang w:val="ar_AE" w:bidi="ar_AE"/>
-        </w:rPr>
-      </w:r>
-      <w:r>
-        <w:rPr>
-          <w:lang w:val="ar_AE" w:bidi="ar_AE"/>
-        </w:rPr>
-      </w:r>
-    </w:p>
-    <w:p>
-      <w:pPr>
-        <w:bidi/>
-      </w:pPr>
-      <w:r>
-        <w:rPr>
-          <w:lang w:val="ar_AE" w:bidi="ar_AE"/>
-        </w:rPr>
-      </w:r>
-    </w:p>
-    <w:p>
-      <w:pPr>
-        <w:bidi/>
-      </w:pPr>
-      <w:r>
-        <w:rPr>
-          <w:lang w:val="ar_AE" w:bidi="ar_AE"/>
-        </w:rPr>
-      </w:r>
-      <w:r>
-        <w:rPr>
-          <w:vertAlign w:val="superscript"/>
+    </w:p>
+    <w:p>
+      <w:pPr>
+        <w:bidi/>
+      </w:pPr>
+      <w:r>
+        <w:rPr>
+          <w:rtl/>
+          <w:cs/>
+          <w:lang w:val="ar_AE" w:bidi="ar_AE"/>
+        </w:rPr>
+      </w:r>
+      <w:r>
+        <w:rPr>
+          <w:vertAlign w:val="superscript"/>
+          <w:rtl/>
+          <w:cs/>
           <w:lang w:val="ar_AE" w:bidi="ar_AE"/>
         </w:rPr>
         <w:t>8</w:t>
       </w:r>
       <w:r>
         <w:rPr>
+          <w:rtl/>
+          <w:cs/>
           <w:lang w:val="ar_AE" w:bidi="ar_AE"/>
         </w:rPr>
         <w:t xml:space="preserve"> إِنَّمَا يَنْتَظِرُنِي الآنَ إِكْلِيلُ الْبِرِّ الْمَحْفُوظُ لِي، وَالَّذِي سَيَهَبُهُ لِي الرَّبُّ الدَّيَّانُ الْعَادِلُ فِي ذَلِكَ الْيَوْمِ؛ وَلَنْ يُوْهَبَ لِي وَحْدِي، بَلْ أَيْضاً لِجَمِيعِ الَّذِينَ يُحِبُّونَ ظُهُورَهُ.</w:t>
       </w:r>
-      <w:r>
-        <w:rPr>
-          <w:lang w:val="ar_AE" w:bidi="ar_AE"/>
-        </w:rPr>
-      </w:r>
-      <w:r>
-        <w:rPr>
-          <w:lang w:val="ar_AE" w:bidi="ar_AE"/>
-        </w:rPr>
-      </w:r>
-    </w:p>
-    <w:p>
-      <w:pPr>
-        <w:bidi/>
-      </w:pPr>
-      <w:r>
-        <w:rPr>
-          <w:lang w:val="ar_AE" w:bidi="ar_AE"/>
-        </w:rPr>
-      </w:r>
-    </w:p>
-    <w:p>
-      <w:pPr>
-        <w:bidi/>
-      </w:pPr>
-      <w:r>
-        <w:rPr>
-          <w:lang w:val="ar_AE" w:bidi="ar_AE"/>
-        </w:rPr>
-      </w:r>
-      <w:r>
-        <w:rPr>
-          <w:vertAlign w:val="superscript"/>
+    </w:p>
+    <w:p>
+      <w:pPr>
+        <w:bidi/>
+      </w:pPr>
+      <w:r>
+        <w:rPr>
+          <w:rtl/>
+          <w:cs/>
+          <w:lang w:val="ar_AE" w:bidi="ar_AE"/>
+        </w:rPr>
+      </w:r>
+      <w:r>
+        <w:rPr>
+          <w:vertAlign w:val="superscript"/>
+          <w:rtl/>
+          <w:cs/>
           <w:lang w:val="ar_AE" w:bidi="ar_AE"/>
         </w:rPr>
         <w:t>9</w:t>
       </w:r>
       <w:r>
         <w:rPr>
+          <w:rtl/>
+          <w:cs/>
           <w:lang w:val="ar_AE" w:bidi="ar_AE"/>
         </w:rPr>
         <w:t xml:space="preserve"> اجْتَهِدْ أَنْ تَأْتِيَ إِلَيَّ سَرِيعاً،</w:t>
       </w:r>
-      <w:r>
-        <w:rPr>
-          <w:lang w:val="ar_AE" w:bidi="ar_AE"/>
-        </w:rPr>
-      </w:r>
-      <w:r>
-        <w:rPr>
-          <w:lang w:val="ar_AE" w:bidi="ar_AE"/>
-        </w:rPr>
-      </w:r>
-    </w:p>
-    <w:p>
-      <w:pPr>
-        <w:bidi/>
-      </w:pPr>
-      <w:r>
-        <w:rPr>
-          <w:lang w:val="ar_AE" w:bidi="ar_AE"/>
-        </w:rPr>
-      </w:r>
-    </w:p>
-    <w:p>
-      <w:pPr>
-        <w:bidi/>
-      </w:pPr>
-      <w:r>
-        <w:rPr>
-          <w:lang w:val="ar_AE" w:bidi="ar_AE"/>
-        </w:rPr>
-      </w:r>
-      <w:r>
-        <w:rPr>
-          <w:vertAlign w:val="superscript"/>
+    </w:p>
+    <w:p>
+      <w:pPr>
+        <w:bidi/>
+      </w:pPr>
+      <w:r>
+        <w:rPr>
+          <w:rtl/>
+          <w:cs/>
+          <w:lang w:val="ar_AE" w:bidi="ar_AE"/>
+        </w:rPr>
+      </w:r>
+      <w:r>
+        <w:rPr>
+          <w:vertAlign w:val="superscript"/>
+          <w:rtl/>
+          <w:cs/>
           <w:lang w:val="ar_AE" w:bidi="ar_AE"/>
         </w:rPr>
         <w:t>10</w:t>
       </w:r>
       <w:r>
         <w:rPr>
+          <w:rtl/>
+          <w:cs/>
           <w:lang w:val="ar_AE" w:bidi="ar_AE"/>
         </w:rPr>
         <w:t xml:space="preserve"> لأَنَّ دِيمَاسَ، إِذْ أَحَبَّ الْحَيَاةَ الْحَاضِرَةَ، تَرَكَنِي وَذَهَبَ إِلَى مَدِينَةِ تَسَالُونِيكِي. أَمَّا كِرِيسْكِيسُ، فَقَدْ ذَهَبَ إِلَى مُقَاطَعَةِ غَلاطِيَّةَ، وَتِيطُسُ إِلَى دَلْمَاطِيَّةَ</w:t>
       </w:r>
-      <w:r>
-        <w:rPr>
-          <w:lang w:val="ar_AE" w:bidi="ar_AE"/>
-        </w:rPr>
-      </w:r>
-      <w:r>
-        <w:rPr>
-          <w:lang w:val="ar_AE" w:bidi="ar_AE"/>
-        </w:rPr>
-      </w:r>
-    </w:p>
-    <w:p>
-      <w:pPr>
-        <w:bidi/>
-      </w:pPr>
-      <w:r>
-        <w:rPr>
-          <w:lang w:val="ar_AE" w:bidi="ar_AE"/>
-        </w:rPr>
-      </w:r>
-    </w:p>
-    <w:p>
-      <w:pPr>
-        <w:bidi/>
-      </w:pPr>
-      <w:r>
-        <w:rPr>
-          <w:lang w:val="ar_AE" w:bidi="ar_AE"/>
-        </w:rPr>
-      </w:r>
-      <w:r>
-        <w:rPr>
-          <w:vertAlign w:val="superscript"/>
+    </w:p>
+    <w:p>
+      <w:pPr>
+        <w:bidi/>
+      </w:pPr>
+      <w:r>
+        <w:rPr>
+          <w:rtl/>
+          <w:cs/>
+          <w:lang w:val="ar_AE" w:bidi="ar_AE"/>
+        </w:rPr>
+      </w:r>
+      <w:r>
+        <w:rPr>
+          <w:vertAlign w:val="superscript"/>
+          <w:rtl/>
+          <w:cs/>
           <w:lang w:val="ar_AE" w:bidi="ar_AE"/>
         </w:rPr>
         <w:t>11</w:t>
       </w:r>
       <w:r>
         <w:rPr>
+          <w:rtl/>
+          <w:cs/>
           <w:lang w:val="ar_AE" w:bidi="ar_AE"/>
         </w:rPr>
         <w:t xml:space="preserve"> وَلَمْ يَبْقَ مَعِي إِلَّا لُوقَا وَحْدَهُ. مُرَّ بِمَرْقُسَ وَأَحْضِرْهُ مَعَكَ، فَهُوَ يَنْفَعُنِي فِي الْخِدْمَةِ.</w:t>
       </w:r>
-      <w:r>
-        <w:rPr>
-          <w:lang w:val="ar_AE" w:bidi="ar_AE"/>
-        </w:rPr>
-      </w:r>
-      <w:r>
-        <w:rPr>
-          <w:lang w:val="ar_AE" w:bidi="ar_AE"/>
-        </w:rPr>
-      </w:r>
-    </w:p>
-    <w:p>
-      <w:pPr>
-        <w:bidi/>
-      </w:pPr>
-      <w:r>
-        <w:rPr>
-          <w:lang w:val="ar_AE" w:bidi="ar_AE"/>
-        </w:rPr>
-      </w:r>
-    </w:p>
-    <w:p>
-      <w:pPr>
-        <w:bidi/>
-      </w:pPr>
-      <w:r>
-        <w:rPr>
-          <w:lang w:val="ar_AE" w:bidi="ar_AE"/>
-        </w:rPr>
-      </w:r>
-      <w:r>
-        <w:rPr>
-          <w:vertAlign w:val="superscript"/>
+    </w:p>
+    <w:p>
+      <w:pPr>
+        <w:bidi/>
+      </w:pPr>
+      <w:r>
+        <w:rPr>
+          <w:rtl/>
+          <w:cs/>
+          <w:lang w:val="ar_AE" w:bidi="ar_AE"/>
+        </w:rPr>
+      </w:r>
+      <w:r>
+        <w:rPr>
+          <w:vertAlign w:val="superscript"/>
+          <w:rtl/>
+          <w:cs/>
           <w:lang w:val="ar_AE" w:bidi="ar_AE"/>
         </w:rPr>
         <w:t>12</w:t>
       </w:r>
       <w:r>
         <w:rPr>
+          <w:rtl/>
+          <w:cs/>
           <w:lang w:val="ar_AE" w:bidi="ar_AE"/>
         </w:rPr>
         <w:t xml:space="preserve"> أَمَّا تِيخِيكُسُ، فَقَدْ أَرْسَلْتُهُ إِلَى مَدِينَةِ أَفَسُسَ.</w:t>
       </w:r>
-      <w:r>
-        <w:rPr>
-          <w:lang w:val="ar_AE" w:bidi="ar_AE"/>
-        </w:rPr>
-      </w:r>
-      <w:r>
-        <w:rPr>
-          <w:lang w:val="ar_AE" w:bidi="ar_AE"/>
-        </w:rPr>
-      </w:r>
-    </w:p>
-    <w:p>
-      <w:pPr>
-        <w:bidi/>
-      </w:pPr>
-      <w:r>
-        <w:rPr>
-          <w:lang w:val="ar_AE" w:bidi="ar_AE"/>
-        </w:rPr>
-      </w:r>
-    </w:p>
-    <w:p>
-      <w:pPr>
-        <w:bidi/>
-      </w:pPr>
-      <w:r>
-        <w:rPr>
-          <w:lang w:val="ar_AE" w:bidi="ar_AE"/>
-        </w:rPr>
-      </w:r>
-      <w:r>
-        <w:rPr>
-          <w:vertAlign w:val="superscript"/>
+    </w:p>
+    <w:p>
+      <w:pPr>
+        <w:bidi/>
+      </w:pPr>
+      <w:r>
+        <w:rPr>
+          <w:rtl/>
+          <w:cs/>
+          <w:lang w:val="ar_AE" w:bidi="ar_AE"/>
+        </w:rPr>
+      </w:r>
+      <w:r>
+        <w:rPr>
+          <w:vertAlign w:val="superscript"/>
+          <w:rtl/>
+          <w:cs/>
           <w:lang w:val="ar_AE" w:bidi="ar_AE"/>
         </w:rPr>
         <w:t>13</w:t>
       </w:r>
       <w:r>
         <w:rPr>
+          <w:rtl/>
+          <w:cs/>
           <w:lang w:val="ar_AE" w:bidi="ar_AE"/>
         </w:rPr>
         <w:t xml:space="preserve"> وَعِنْدَمَا تَجِيءُ، أَحْضِرْ مَعَكَ رِدَائِي الَّذِي تَرَكْتُهُ عِنْدَ كَارْبُسَ فِي تَرُوَاسَ، وَكَذلِكَ كُتُبِي، وَبِخَاصَّةٍ الرُّقُوقَ الْمَخْطُوطَةَ.</w:t>
       </w:r>
-      <w:r>
-        <w:rPr>
-          <w:lang w:val="ar_AE" w:bidi="ar_AE"/>
-        </w:rPr>
-      </w:r>
-      <w:r>
-        <w:rPr>
-          <w:lang w:val="ar_AE" w:bidi="ar_AE"/>
-        </w:rPr>
-      </w:r>
-    </w:p>
-    <w:p>
-      <w:pPr>
-        <w:bidi/>
-      </w:pPr>
-      <w:r>
-        <w:rPr>
-          <w:lang w:val="ar_AE" w:bidi="ar_AE"/>
-        </w:rPr>
-      </w:r>
-    </w:p>
-    <w:p>
-      <w:pPr>
-        <w:bidi/>
-      </w:pPr>
-      <w:r>
-        <w:rPr>
-          <w:lang w:val="ar_AE" w:bidi="ar_AE"/>
-        </w:rPr>
-      </w:r>
-      <w:r>
-        <w:rPr>
-          <w:vertAlign w:val="superscript"/>
+    </w:p>
+    <w:p>
+      <w:pPr>
+        <w:bidi/>
+      </w:pPr>
+      <w:r>
+        <w:rPr>
+          <w:rtl/>
+          <w:cs/>
+          <w:lang w:val="ar_AE" w:bidi="ar_AE"/>
+        </w:rPr>
+      </w:r>
+      <w:r>
+        <w:rPr>
+          <w:vertAlign w:val="superscript"/>
+          <w:rtl/>
+          <w:cs/>
           <w:lang w:val="ar_AE" w:bidi="ar_AE"/>
         </w:rPr>
         <w:t>14</w:t>
       </w:r>
       <w:r>
         <w:rPr>
+          <w:rtl/>
+          <w:cs/>
           <w:lang w:val="ar_AE" w:bidi="ar_AE"/>
         </w:rPr>
         <w:t xml:space="preserve"> إِنَّ إِسْكَنْدَرَ النَّحَّاسَ قَدْ أَسَاءَ إِلَيَّ إِسَاءَاتٍ كَثِيرَةً، سَيُجَازِيهِ الرَّبُّ حَسَبَ أَعْمَالِهِ.</w:t>
       </w:r>
-      <w:r>
-        <w:rPr>
-          <w:lang w:val="ar_AE" w:bidi="ar_AE"/>
-        </w:rPr>
-      </w:r>
-      <w:r>
-        <w:rPr>
-          <w:lang w:val="ar_AE" w:bidi="ar_AE"/>
-        </w:rPr>
-      </w:r>
-    </w:p>
-    <w:p>
-      <w:pPr>
-        <w:bidi/>
-      </w:pPr>
-      <w:r>
-        <w:rPr>
-          <w:lang w:val="ar_AE" w:bidi="ar_AE"/>
-        </w:rPr>
-      </w:r>
-    </w:p>
-    <w:p>
-      <w:pPr>
-        <w:bidi/>
-      </w:pPr>
-      <w:r>
-        <w:rPr>
-          <w:lang w:val="ar_AE" w:bidi="ar_AE"/>
-        </w:rPr>
-      </w:r>
-      <w:r>
-        <w:rPr>
-          <w:vertAlign w:val="superscript"/>
+    </w:p>
+    <w:p>
+      <w:pPr>
+        <w:bidi/>
+      </w:pPr>
+      <w:r>
+        <w:rPr>
+          <w:rtl/>
+          <w:cs/>
+          <w:lang w:val="ar_AE" w:bidi="ar_AE"/>
+        </w:rPr>
+      </w:r>
+      <w:r>
+        <w:rPr>
+          <w:vertAlign w:val="superscript"/>
+          <w:rtl/>
+          <w:cs/>
           <w:lang w:val="ar_AE" w:bidi="ar_AE"/>
         </w:rPr>
         <w:t>15</w:t>
       </w:r>
       <w:r>
         <w:rPr>
+          <w:rtl/>
+          <w:cs/>
           <w:lang w:val="ar_AE" w:bidi="ar_AE"/>
         </w:rPr>
         <w:t xml:space="preserve"> فَاحْتَرِسْ مِنْهُ أَنْتَ أَيْضاً، لأَنَّهُ قَاوَمَ كَلامَنَا مُقَاوَمَةً شَدِيدَةً.</w:t>
       </w:r>
-      <w:r>
-        <w:rPr>
-          <w:lang w:val="ar_AE" w:bidi="ar_AE"/>
-        </w:rPr>
-      </w:r>
-      <w:r>
-        <w:rPr>
-          <w:lang w:val="ar_AE" w:bidi="ar_AE"/>
-        </w:rPr>
-      </w:r>
-    </w:p>
-    <w:p>
-      <w:pPr>
-        <w:bidi/>
-      </w:pPr>
-      <w:r>
-        <w:rPr>
-          <w:lang w:val="ar_AE" w:bidi="ar_AE"/>
-        </w:rPr>
-      </w:r>
-    </w:p>
-    <w:p>
-      <w:pPr>
-        <w:bidi/>
-      </w:pPr>
-      <w:r>
-        <w:rPr>
-          <w:lang w:val="ar_AE" w:bidi="ar_AE"/>
-        </w:rPr>
-      </w:r>
-      <w:r>
-        <w:rPr>
-          <w:vertAlign w:val="superscript"/>
+    </w:p>
+    <w:p>
+      <w:pPr>
+        <w:bidi/>
+      </w:pPr>
+      <w:r>
+        <w:rPr>
+          <w:rtl/>
+          <w:cs/>
+          <w:lang w:val="ar_AE" w:bidi="ar_AE"/>
+        </w:rPr>
+      </w:r>
+      <w:r>
+        <w:rPr>
+          <w:vertAlign w:val="superscript"/>
+          <w:rtl/>
+          <w:cs/>
           <w:lang w:val="ar_AE" w:bidi="ar_AE"/>
         </w:rPr>
         <w:t>16</w:t>
       </w:r>
       <w:r>
         <w:rPr>
+          <w:rtl/>
+          <w:cs/>
           <w:lang w:val="ar_AE" w:bidi="ar_AE"/>
         </w:rPr>
         <w:t xml:space="preserve"> عِنْدَمَا دَافَعْتُ عَنْ نَفْسِي فِي مُحَاكَمَتِي أَوَّلَ مَرَّةٍ، لَمْ يَقِفْ أَحَدٌ بِجَانِبِي، بَلْ تَرَكَنِي الْجَمِيعُ، لَا حَاسَبَهُمُ اللهُ عَلَى ذلِكَ!</w:t>
       </w:r>
-      <w:r>
-        <w:rPr>
-          <w:lang w:val="ar_AE" w:bidi="ar_AE"/>
-        </w:rPr>
-      </w:r>
-      <w:r>
-        <w:rPr>
-          <w:lang w:val="ar_AE" w:bidi="ar_AE"/>
-        </w:rPr>
-      </w:r>
-    </w:p>
-    <w:p>
-      <w:pPr>
-        <w:bidi/>
-      </w:pPr>
-      <w:r>
-        <w:rPr>
-          <w:lang w:val="ar_AE" w:bidi="ar_AE"/>
-        </w:rPr>
-      </w:r>
-    </w:p>
-    <w:p>
-      <w:pPr>
-        <w:bidi/>
-      </w:pPr>
-      <w:r>
-        <w:rPr>
-          <w:lang w:val="ar_AE" w:bidi="ar_AE"/>
-        </w:rPr>
-      </w:r>
-      <w:r>
-        <w:rPr>
-          <w:vertAlign w:val="superscript"/>
+    </w:p>
+    <w:p>
+      <w:pPr>
+        <w:bidi/>
+      </w:pPr>
+      <w:r>
+        <w:rPr>
+          <w:rtl/>
+          <w:cs/>
+          <w:lang w:val="ar_AE" w:bidi="ar_AE"/>
+        </w:rPr>
+      </w:r>
+      <w:r>
+        <w:rPr>
+          <w:vertAlign w:val="superscript"/>
+          <w:rtl/>
+          <w:cs/>
           <w:lang w:val="ar_AE" w:bidi="ar_AE"/>
         </w:rPr>
         <w:t>17</w:t>
       </w:r>
       <w:r>
         <w:rPr>
+          <w:rtl/>
+          <w:cs/>
           <w:lang w:val="ar_AE" w:bidi="ar_AE"/>
         </w:rPr>
         <w:t xml:space="preserve"> إِلَّا أَنَّ الرَّبَّ وَقَفَ بِجَانِبِي وَأَمَدَّنِي بِالْقُوَّةِ، لِكَيْ تَتِمَّ بِي الْمُنَادَاةُ بِالْبِشَارَةِ، فَيَسْمَعَهَا جَمِيعُ مَنْ هُمْ مِنَ الأُمَمِ؛ وَقَدْ نَجَوْتُ مِنْ فَمِ الأَسَدِ.</w:t>
       </w:r>
-      <w:r>
-        <w:rPr>
-          <w:lang w:val="ar_AE" w:bidi="ar_AE"/>
-        </w:rPr>
-      </w:r>
-      <w:r>
-        <w:rPr>
-          <w:lang w:val="ar_AE" w:bidi="ar_AE"/>
-        </w:rPr>
-      </w:r>
-    </w:p>
-    <w:p>
-      <w:pPr>
-        <w:bidi/>
-      </w:pPr>
-      <w:r>
-        <w:rPr>
-          <w:lang w:val="ar_AE" w:bidi="ar_AE"/>
-        </w:rPr>
-      </w:r>
-    </w:p>
-    <w:p>
-      <w:pPr>
-        <w:bidi/>
-      </w:pPr>
-      <w:r>
-        <w:rPr>
-          <w:lang w:val="ar_AE" w:bidi="ar_AE"/>
-        </w:rPr>
-      </w:r>
-      <w:r>
-        <w:rPr>
-          <w:vertAlign w:val="superscript"/>
+    </w:p>
+    <w:p>
+      <w:pPr>
+        <w:bidi/>
+      </w:pPr>
+      <w:r>
+        <w:rPr>
+          <w:rtl/>
+          <w:cs/>
+          <w:lang w:val="ar_AE" w:bidi="ar_AE"/>
+        </w:rPr>
+      </w:r>
+      <w:r>
+        <w:rPr>
+          <w:vertAlign w:val="superscript"/>
+          <w:rtl/>
+          <w:cs/>
           <w:lang w:val="ar_AE" w:bidi="ar_AE"/>
         </w:rPr>
         <w:t>18</w:t>
       </w:r>
       <w:r>
         <w:rPr>
+          <w:rtl/>
+          <w:cs/>
           <w:lang w:val="ar_AE" w:bidi="ar_AE"/>
         </w:rPr>
         <w:t xml:space="preserve"> وَسَيُنَجِّينِي الرَّبُّ مِنْ كُلِّ عَمَلٍ شِرِّيرٍ وَيَحْفَظُنِي سَالِماً لِمَلَكُوتِهِ السَّمَاوِيِّ. فَلَهُ الْمَجْدُ إِلَى أَبَدِ الآبِدِينَ. آمِين!</w:t>
       </w:r>
-      <w:r>
-        <w:rPr>
-          <w:lang w:val="ar_AE" w:bidi="ar_AE"/>
-        </w:rPr>
-      </w:r>
-      <w:r>
-        <w:rPr>
-          <w:lang w:val="ar_AE" w:bidi="ar_AE"/>
-        </w:rPr>
-      </w:r>
-    </w:p>
-    <w:p>
-      <w:pPr>
-        <w:bidi/>
-      </w:pPr>
-      <w:r>
-        <w:rPr>
-          <w:lang w:val="ar_AE" w:bidi="ar_AE"/>
-        </w:rPr>
-      </w:r>
-    </w:p>
-    <w:p>
-      <w:pPr>
-        <w:bidi/>
-      </w:pPr>
-      <w:r>
-        <w:rPr>
-          <w:lang w:val="ar_AE" w:bidi="ar_AE"/>
-        </w:rPr>
-      </w:r>
-      <w:r>
-        <w:rPr>
-          <w:vertAlign w:val="superscript"/>
+    </w:p>
+    <w:p>
+      <w:pPr>
+        <w:bidi/>
+      </w:pPr>
+      <w:r>
+        <w:rPr>
+          <w:rtl/>
+          <w:cs/>
+          <w:lang w:val="ar_AE" w:bidi="ar_AE"/>
+        </w:rPr>
+      </w:r>
+      <w:r>
+        <w:rPr>
+          <w:vertAlign w:val="superscript"/>
+          <w:rtl/>
+          <w:cs/>
           <w:lang w:val="ar_AE" w:bidi="ar_AE"/>
         </w:rPr>
         <w:t>19</w:t>
       </w:r>
       <w:r>
         <w:rPr>
+          <w:rtl/>
+          <w:cs/>
           <w:lang w:val="ar_AE" w:bidi="ar_AE"/>
         </w:rPr>
         <w:t xml:space="preserve"> سَلِّمْ عَلَى بِرِسْكِلا وَأَكِيلا، وَعَائِلَةِ أُونِيسِيفُورُسَ.</w:t>
       </w:r>
-      <w:r>
-        <w:rPr>
-          <w:lang w:val="ar_AE" w:bidi="ar_AE"/>
-        </w:rPr>
-      </w:r>
-      <w:r>
-        <w:rPr>
-          <w:lang w:val="ar_AE" w:bidi="ar_AE"/>
-        </w:rPr>
-      </w:r>
-    </w:p>
-    <w:p>
-      <w:pPr>
-        <w:bidi/>
-      </w:pPr>
-      <w:r>
-        <w:rPr>
-          <w:lang w:val="ar_AE" w:bidi="ar_AE"/>
-        </w:rPr>
-      </w:r>
-    </w:p>
-    <w:p>
-      <w:pPr>
-        <w:bidi/>
-      </w:pPr>
-      <w:r>
-        <w:rPr>
-          <w:lang w:val="ar_AE" w:bidi="ar_AE"/>
-        </w:rPr>
-      </w:r>
-      <w:r>
-        <w:rPr>
-          <w:vertAlign w:val="superscript"/>
+    </w:p>
+    <w:p>
+      <w:pPr>
+        <w:bidi/>
+      </w:pPr>
+      <w:r>
+        <w:rPr>
+          <w:rtl/>
+          <w:cs/>
+          <w:lang w:val="ar_AE" w:bidi="ar_AE"/>
+        </w:rPr>
+      </w:r>
+      <w:r>
+        <w:rPr>
+          <w:vertAlign w:val="superscript"/>
+          <w:rtl/>
+          <w:cs/>
           <w:lang w:val="ar_AE" w:bidi="ar_AE"/>
         </w:rPr>
         <w:t>20</w:t>
       </w:r>
       <w:r>
         <w:rPr>
+          <w:rtl/>
+          <w:cs/>
           <w:lang w:val="ar_AE" w:bidi="ar_AE"/>
         </w:rPr>
         <w:t xml:space="preserve"> أَرَاسْتُسُ مَازَالَ فِي مَدِينَةِ كُورِنْثُوسَ. أَمَّا تُرُوفِيمُوسُ، فَقَدْ تَرَكْتُهُ فِي مِيلِيتُسَ مَرِيضاً.</w:t>
       </w:r>
-      <w:r>
-        <w:rPr>
-          <w:lang w:val="ar_AE" w:bidi="ar_AE"/>
-        </w:rPr>
-      </w:r>
-      <w:r>
-        <w:rPr>
-          <w:lang w:val="ar_AE" w:bidi="ar_AE"/>
-        </w:rPr>
-      </w:r>
-    </w:p>
-    <w:p>
-      <w:pPr>
-        <w:bidi/>
-      </w:pPr>
-      <w:r>
-        <w:rPr>
-          <w:lang w:val="ar_AE" w:bidi="ar_AE"/>
-        </w:rPr>
-      </w:r>
-    </w:p>
-    <w:p>
-      <w:pPr>
-        <w:bidi/>
-      </w:pPr>
-      <w:r>
-        <w:rPr>
-          <w:lang w:val="ar_AE" w:bidi="ar_AE"/>
-        </w:rPr>
-      </w:r>
-      <w:r>
-        <w:rPr>
-          <w:vertAlign w:val="superscript"/>
+    </w:p>
+    <w:p>
+      <w:pPr>
+        <w:bidi/>
+      </w:pPr>
+      <w:r>
+        <w:rPr>
+          <w:rtl/>
+          <w:cs/>
+          <w:lang w:val="ar_AE" w:bidi="ar_AE"/>
+        </w:rPr>
+      </w:r>
+      <w:r>
+        <w:rPr>
+          <w:vertAlign w:val="superscript"/>
+          <w:rtl/>
+          <w:cs/>
           <w:lang w:val="ar_AE" w:bidi="ar_AE"/>
         </w:rPr>
         <w:t>21</w:t>
       </w:r>
       <w:r>
         <w:rPr>
+          <w:rtl/>
+          <w:cs/>
           <w:lang w:val="ar_AE" w:bidi="ar_AE"/>
         </w:rPr>
         <w:t xml:space="preserve"> اجْتَهِدْ أَنْ تَجِيءَ إِلَيَّ قَبْلَ حُلُولِ الشِّتَاءِ. يُسَلِّمُ عَلَيْكَ إِيُوبُولُسُ، وَبُودِيسُ، وَلِينُوسُ، وَكَلُودِيَا، وَالإِخْوَةُ جَمِيعاً.</w:t>
       </w:r>
-      <w:r>
-        <w:rPr>
-          <w:lang w:val="ar_AE" w:bidi="ar_AE"/>
-        </w:rPr>
-      </w:r>
-      <w:r>
-        <w:rPr>
-          <w:lang w:val="ar_AE" w:bidi="ar_AE"/>
-        </w:rPr>
-      </w:r>
-    </w:p>
-    <w:p>
-      <w:pPr>
-        <w:bidi/>
-      </w:pPr>
-      <w:r>
-        <w:rPr>
-          <w:lang w:val="ar_AE" w:bidi="ar_AE"/>
-        </w:rPr>
-      </w:r>
-    </w:p>
-    <w:p>
-      <w:pPr>
-        <w:bidi/>
-      </w:pPr>
-      <w:r>
-        <w:rPr>
-          <w:lang w:val="ar_AE" w:bidi="ar_AE"/>
-        </w:rPr>
-      </w:r>
-      <w:r>
-        <w:rPr>
-          <w:vertAlign w:val="superscript"/>
+    </w:p>
+    <w:p>
+      <w:pPr>
+        <w:bidi/>
+      </w:pPr>
+      <w:r>
+        <w:rPr>
+          <w:rtl/>
+          <w:cs/>
+          <w:lang w:val="ar_AE" w:bidi="ar_AE"/>
+        </w:rPr>
+      </w:r>
+      <w:r>
+        <w:rPr>
+          <w:vertAlign w:val="superscript"/>
+          <w:rtl/>
+          <w:cs/>
           <w:lang w:val="ar_AE" w:bidi="ar_AE"/>
         </w:rPr>
         <w:t>22</w:t>
       </w:r>
       <w:r>
         <w:rPr>
+          <w:rtl/>
+          <w:cs/>
           <w:lang w:val="ar_AE" w:bidi="ar_AE"/>
         </w:rPr>
         <w:t xml:space="preserve"> لِيَكُنِ الرَّبُّ مَعَ رُوحِكَ، وَلْتَكُنِ النِّعْمَةُ مَعَكُمْ!</w:t>
-      </w:r>
-      <w:r>
-        <w:rPr>
-          <w:lang w:val="ar_AE" w:bidi="ar_AE"/>
-        </w:rPr>
-      </w:r>
-      <w:r>
-        <w:rPr>
-          <w:lang w:val="ar_AE" w:bidi="ar_AE"/>
-        </w:rPr>
       </w:r>
     </w:p>
     <w:sectPr>
